--- a/tugas_kelompok/Log_Prompt/Log_Prompt.docx
+++ b/tugas_kelompok/Log_Prompt/Log_Prompt.docx
@@ -461,6 +461,33 @@
                 <w:szCs w:val="20"/>
               </w:rPr>
               <w:br/>
+              <w:t>38</w:t>
+            </w:r>
+            <w:r>
+              <w:rPr>
+                <w:rFonts w:ascii="Courier New" w:hAnsi="Courier New" w:cs="Courier New"/>
+                <w:sz w:val="20"/>
+                <w:szCs w:val="20"/>
+              </w:rPr>
+              <w:br/>
+              <w:t>39</w:t>
+            </w:r>
+            <w:r>
+              <w:rPr>
+                <w:rFonts w:ascii="Courier New" w:hAnsi="Courier New" w:cs="Courier New"/>
+                <w:sz w:val="20"/>
+                <w:szCs w:val="20"/>
+              </w:rPr>
+              <w:br/>
+              <w:t>40</w:t>
+            </w:r>
+            <w:r>
+              <w:rPr>
+                <w:rFonts w:ascii="Courier New" w:hAnsi="Courier New" w:cs="Courier New"/>
+                <w:sz w:val="20"/>
+                <w:szCs w:val="20"/>
+              </w:rPr>
+              <w:br/>
             </w:r>
             <w:r>
               <w:rPr>
@@ -469,33 +496,6 @@
                 <w:szCs w:val="20"/>
               </w:rPr>
               <w:lastRenderedPageBreak/>
-              <w:t>38</w:t>
-            </w:r>
-            <w:r>
-              <w:rPr>
-                <w:rFonts w:ascii="Courier New" w:hAnsi="Courier New" w:cs="Courier New"/>
-                <w:sz w:val="20"/>
-                <w:szCs w:val="20"/>
-              </w:rPr>
-              <w:br/>
-              <w:t>39</w:t>
-            </w:r>
-            <w:r>
-              <w:rPr>
-                <w:rFonts w:ascii="Courier New" w:hAnsi="Courier New" w:cs="Courier New"/>
-                <w:sz w:val="20"/>
-                <w:szCs w:val="20"/>
-              </w:rPr>
-              <w:br/>
-              <w:t>40</w:t>
-            </w:r>
-            <w:r>
-              <w:rPr>
-                <w:rFonts w:ascii="Courier New" w:hAnsi="Courier New" w:cs="Courier New"/>
-                <w:sz w:val="20"/>
-                <w:szCs w:val="20"/>
-              </w:rPr>
-              <w:br/>
               <w:t>41</w:t>
             </w:r>
             <w:r>
@@ -1018,6 +1018,33 @@
                 <w:szCs w:val="20"/>
               </w:rPr>
               <w:br/>
+              <w:t>99</w:t>
+            </w:r>
+            <w:r>
+              <w:rPr>
+                <w:rFonts w:ascii="Courier New" w:hAnsi="Courier New" w:cs="Courier New"/>
+                <w:sz w:val="20"/>
+                <w:szCs w:val="20"/>
+              </w:rPr>
+              <w:br/>
+              <w:t>100</w:t>
+            </w:r>
+            <w:r>
+              <w:rPr>
+                <w:rFonts w:ascii="Courier New" w:hAnsi="Courier New" w:cs="Courier New"/>
+                <w:sz w:val="20"/>
+                <w:szCs w:val="20"/>
+              </w:rPr>
+              <w:br/>
+              <w:t>101</w:t>
+            </w:r>
+            <w:r>
+              <w:rPr>
+                <w:rFonts w:ascii="Courier New" w:hAnsi="Courier New" w:cs="Courier New"/>
+                <w:sz w:val="20"/>
+                <w:szCs w:val="20"/>
+              </w:rPr>
+              <w:br/>
             </w:r>
             <w:r>
               <w:rPr>
@@ -1026,33 +1053,6 @@
                 <w:szCs w:val="20"/>
               </w:rPr>
               <w:lastRenderedPageBreak/>
-              <w:t>99</w:t>
-            </w:r>
-            <w:r>
-              <w:rPr>
-                <w:rFonts w:ascii="Courier New" w:hAnsi="Courier New" w:cs="Courier New"/>
-                <w:sz w:val="20"/>
-                <w:szCs w:val="20"/>
-              </w:rPr>
-              <w:br/>
-              <w:t>100</w:t>
-            </w:r>
-            <w:r>
-              <w:rPr>
-                <w:rFonts w:ascii="Courier New" w:hAnsi="Courier New" w:cs="Courier New"/>
-                <w:sz w:val="20"/>
-                <w:szCs w:val="20"/>
-              </w:rPr>
-              <w:br/>
-              <w:t>101</w:t>
-            </w:r>
-            <w:r>
-              <w:rPr>
-                <w:rFonts w:ascii="Courier New" w:hAnsi="Courier New" w:cs="Courier New"/>
-                <w:sz w:val="20"/>
-                <w:szCs w:val="20"/>
-              </w:rPr>
-              <w:br/>
               <w:t>102</w:t>
             </w:r>
             <w:r>
@@ -2036,8 +2036,1078 @@
                 <w:sz w:val="20"/>
                 <w:szCs w:val="20"/>
               </w:rPr>
-              <w:t xml:space="preserve">    ('cat', OneHotEncoder(handle_unknown='ignore', drop='first'), </w:t>
-            </w:r>
+              <w:t xml:space="preserve">    ('cat', OneHotEncoder(handle_unknown='ignore', drop='first'), kolom_kategorikal),</w:t>
+            </w:r>
+          </w:p>
+          <w:p>
+            <w:pPr>
+              <w:jc w:val="both"/>
+              <w:rPr>
+                <w:rFonts w:ascii="Courier New" w:hAnsi="Courier New" w:cs="Courier New"/>
+                <w:sz w:val="20"/>
+                <w:szCs w:val="20"/>
+              </w:rPr>
+            </w:pPr>
+            <w:r>
+              <w:rPr>
+                <w:rFonts w:ascii="Courier New" w:hAnsi="Courier New" w:cs="Courier New"/>
+                <w:sz w:val="20"/>
+                <w:szCs w:val="20"/>
+              </w:rPr>
+              <w:t>])</w:t>
+            </w:r>
+          </w:p>
+          <w:p>
+            <w:pPr>
+              <w:jc w:val="both"/>
+              <w:rPr>
+                <w:rFonts w:ascii="Courier New" w:hAnsi="Courier New" w:cs="Courier New"/>
+                <w:sz w:val="20"/>
+                <w:szCs w:val="20"/>
+              </w:rPr>
+            </w:pPr>
+          </w:p>
+          <w:p>
+            <w:pPr>
+              <w:jc w:val="both"/>
+              <w:rPr>
+                <w:rFonts w:ascii="Courier New" w:hAnsi="Courier New" w:cs="Courier New"/>
+                <w:sz w:val="20"/>
+                <w:szCs w:val="20"/>
+              </w:rPr>
+            </w:pPr>
+            <w:r>
+              <w:rPr>
+                <w:rFonts w:ascii="Courier New" w:hAnsi="Courier New" w:cs="Courier New"/>
+                <w:sz w:val="20"/>
+                <w:szCs w:val="20"/>
+              </w:rPr>
+              <w:t># ==========================================</w:t>
+            </w:r>
+          </w:p>
+          <w:p>
+            <w:pPr>
+              <w:jc w:val="both"/>
+              <w:rPr>
+                <w:rFonts w:ascii="Courier New" w:hAnsi="Courier New" w:cs="Courier New"/>
+                <w:sz w:val="20"/>
+                <w:szCs w:val="20"/>
+              </w:rPr>
+            </w:pPr>
+            <w:r>
+              <w:rPr>
+                <w:rFonts w:ascii="Courier New" w:hAnsi="Courier New" w:cs="Courier New"/>
+                <w:sz w:val="20"/>
+                <w:szCs w:val="20"/>
+              </w:rPr>
+              <w:t># LANGKAH 3: Definisi Model + Hyperparameter</w:t>
+            </w:r>
+          </w:p>
+          <w:p>
+            <w:pPr>
+              <w:jc w:val="both"/>
+              <w:rPr>
+                <w:rFonts w:ascii="Courier New" w:hAnsi="Courier New" w:cs="Courier New"/>
+                <w:sz w:val="20"/>
+                <w:szCs w:val="20"/>
+              </w:rPr>
+            </w:pPr>
+            <w:r>
+              <w:rPr>
+                <w:rFonts w:ascii="Courier New" w:hAnsi="Courier New" w:cs="Courier New"/>
+                <w:sz w:val="20"/>
+                <w:szCs w:val="20"/>
+              </w:rPr>
+              <w:t># ==========================================</w:t>
+            </w:r>
+          </w:p>
+          <w:p>
+            <w:pPr>
+              <w:jc w:val="both"/>
+              <w:rPr>
+                <w:rFonts w:ascii="Courier New" w:hAnsi="Courier New" w:cs="Courier New"/>
+                <w:sz w:val="20"/>
+                <w:szCs w:val="20"/>
+              </w:rPr>
+            </w:pPr>
+            <w:r>
+              <w:rPr>
+                <w:rFonts w:ascii="Courier New" w:hAnsi="Courier New" w:cs="Courier New"/>
+                <w:sz w:val="20"/>
+                <w:szCs w:val="20"/>
+              </w:rPr>
+              <w:t>kandidat_model = {</w:t>
+            </w:r>
+          </w:p>
+          <w:p>
+            <w:pPr>
+              <w:jc w:val="both"/>
+              <w:rPr>
+                <w:rFonts w:ascii="Courier New" w:hAnsi="Courier New" w:cs="Courier New"/>
+                <w:sz w:val="20"/>
+                <w:szCs w:val="20"/>
+              </w:rPr>
+            </w:pPr>
+            <w:r>
+              <w:rPr>
+                <w:rFonts w:ascii="Courier New" w:hAnsi="Courier New" w:cs="Courier New"/>
+                <w:sz w:val="20"/>
+                <w:szCs w:val="20"/>
+              </w:rPr>
+              <w:t xml:space="preserve">    'LinearRegression': {</w:t>
+            </w:r>
+          </w:p>
+          <w:p>
+            <w:pPr>
+              <w:jc w:val="both"/>
+              <w:rPr>
+                <w:rFonts w:ascii="Courier New" w:hAnsi="Courier New" w:cs="Courier New"/>
+                <w:sz w:val="20"/>
+                <w:szCs w:val="20"/>
+              </w:rPr>
+            </w:pPr>
+            <w:r>
+              <w:rPr>
+                <w:rFonts w:ascii="Courier New" w:hAnsi="Courier New" w:cs="Courier New"/>
+                <w:sz w:val="20"/>
+                <w:szCs w:val="20"/>
+              </w:rPr>
+              <w:t xml:space="preserve">        'model'  : LinearRegression(),</w:t>
+            </w:r>
+          </w:p>
+          <w:p>
+            <w:pPr>
+              <w:jc w:val="both"/>
+              <w:rPr>
+                <w:rFonts w:ascii="Courier New" w:hAnsi="Courier New" w:cs="Courier New"/>
+                <w:sz w:val="20"/>
+                <w:szCs w:val="20"/>
+              </w:rPr>
+            </w:pPr>
+            <w:r>
+              <w:rPr>
+                <w:rFonts w:ascii="Courier New" w:hAnsi="Courier New" w:cs="Courier New"/>
+                <w:sz w:val="20"/>
+                <w:szCs w:val="20"/>
+              </w:rPr>
+              <w:t xml:space="preserve">        'params' : {}</w:t>
+            </w:r>
+          </w:p>
+          <w:p>
+            <w:pPr>
+              <w:jc w:val="both"/>
+              <w:rPr>
+                <w:rFonts w:ascii="Courier New" w:hAnsi="Courier New" w:cs="Courier New"/>
+                <w:sz w:val="20"/>
+                <w:szCs w:val="20"/>
+              </w:rPr>
+            </w:pPr>
+            <w:r>
+              <w:rPr>
+                <w:rFonts w:ascii="Courier New" w:hAnsi="Courier New" w:cs="Courier New"/>
+                <w:sz w:val="20"/>
+                <w:szCs w:val="20"/>
+              </w:rPr>
+              <w:t xml:space="preserve">    },</w:t>
+            </w:r>
+          </w:p>
+          <w:p>
+            <w:pPr>
+              <w:jc w:val="both"/>
+              <w:rPr>
+                <w:rFonts w:ascii="Courier New" w:hAnsi="Courier New" w:cs="Courier New"/>
+                <w:sz w:val="20"/>
+                <w:szCs w:val="20"/>
+              </w:rPr>
+            </w:pPr>
+            <w:r>
+              <w:rPr>
+                <w:rFonts w:ascii="Courier New" w:hAnsi="Courier New" w:cs="Courier New"/>
+                <w:sz w:val="20"/>
+                <w:szCs w:val="20"/>
+              </w:rPr>
+              <w:t xml:space="preserve">    'ElasticNet': {</w:t>
+            </w:r>
+          </w:p>
+          <w:p>
+            <w:pPr>
+              <w:jc w:val="both"/>
+              <w:rPr>
+                <w:rFonts w:ascii="Courier New" w:hAnsi="Courier New" w:cs="Courier New"/>
+                <w:sz w:val="20"/>
+                <w:szCs w:val="20"/>
+              </w:rPr>
+            </w:pPr>
+            <w:r>
+              <w:rPr>
+                <w:rFonts w:ascii="Courier New" w:hAnsi="Courier New" w:cs="Courier New"/>
+                <w:sz w:val="20"/>
+                <w:szCs w:val="20"/>
+              </w:rPr>
+              <w:t xml:space="preserve">        'model'  : ElasticNet(max_iter=10000),</w:t>
+            </w:r>
+          </w:p>
+          <w:p>
+            <w:pPr>
+              <w:jc w:val="both"/>
+              <w:rPr>
+                <w:rFonts w:ascii="Courier New" w:hAnsi="Courier New" w:cs="Courier New"/>
+                <w:sz w:val="20"/>
+                <w:szCs w:val="20"/>
+              </w:rPr>
+            </w:pPr>
+            <w:r>
+              <w:rPr>
+                <w:rFonts w:ascii="Courier New" w:hAnsi="Courier New" w:cs="Courier New"/>
+                <w:sz w:val="20"/>
+                <w:szCs w:val="20"/>
+              </w:rPr>
+              <w:t xml:space="preserve">        'params' : {'model__alpha'   : [0.01, 0.1, 1, 10],</w:t>
+            </w:r>
+          </w:p>
+          <w:p>
+            <w:pPr>
+              <w:jc w:val="both"/>
+              <w:rPr>
+                <w:rFonts w:ascii="Courier New" w:hAnsi="Courier New" w:cs="Courier New"/>
+                <w:sz w:val="20"/>
+                <w:szCs w:val="20"/>
+              </w:rPr>
+            </w:pPr>
+            <w:r>
+              <w:rPr>
+                <w:rFonts w:ascii="Courier New" w:hAnsi="Courier New" w:cs="Courier New"/>
+                <w:sz w:val="20"/>
+                <w:szCs w:val="20"/>
+              </w:rPr>
+              <w:t xml:space="preserve">                    'model__l1_ratio': [0.2, 0.5, 0.8]}</w:t>
+            </w:r>
+          </w:p>
+          <w:p>
+            <w:pPr>
+              <w:jc w:val="both"/>
+              <w:rPr>
+                <w:rFonts w:ascii="Courier New" w:hAnsi="Courier New" w:cs="Courier New"/>
+                <w:sz w:val="20"/>
+                <w:szCs w:val="20"/>
+              </w:rPr>
+            </w:pPr>
+            <w:r>
+              <w:rPr>
+                <w:rFonts w:ascii="Courier New" w:hAnsi="Courier New" w:cs="Courier New"/>
+                <w:sz w:val="20"/>
+                <w:szCs w:val="20"/>
+              </w:rPr>
+              <w:t xml:space="preserve">    },</w:t>
+            </w:r>
+          </w:p>
+          <w:p>
+            <w:pPr>
+              <w:jc w:val="both"/>
+              <w:rPr>
+                <w:rFonts w:ascii="Courier New" w:hAnsi="Courier New" w:cs="Courier New"/>
+                <w:sz w:val="20"/>
+                <w:szCs w:val="20"/>
+              </w:rPr>
+            </w:pPr>
+            <w:r>
+              <w:rPr>
+                <w:rFonts w:ascii="Courier New" w:hAnsi="Courier New" w:cs="Courier New"/>
+                <w:sz w:val="20"/>
+                <w:szCs w:val="20"/>
+              </w:rPr>
+              <w:t xml:space="preserve">    'XGBoost': {</w:t>
+            </w:r>
+          </w:p>
+          <w:p>
+            <w:pPr>
+              <w:jc w:val="both"/>
+              <w:rPr>
+                <w:rFonts w:ascii="Courier New" w:hAnsi="Courier New" w:cs="Courier New"/>
+                <w:sz w:val="20"/>
+                <w:szCs w:val="20"/>
+              </w:rPr>
+            </w:pPr>
+            <w:r>
+              <w:rPr>
+                <w:rFonts w:ascii="Courier New" w:hAnsi="Courier New" w:cs="Courier New"/>
+                <w:sz w:val="20"/>
+                <w:szCs w:val="20"/>
+              </w:rPr>
+              <w:t xml:space="preserve">        'model'  : xgb.XGBRegressor(random_state=42, verbosity=0),</w:t>
+            </w:r>
+          </w:p>
+          <w:p>
+            <w:pPr>
+              <w:jc w:val="both"/>
+              <w:rPr>
+                <w:rFonts w:ascii="Courier New" w:hAnsi="Courier New" w:cs="Courier New"/>
+                <w:sz w:val="20"/>
+                <w:szCs w:val="20"/>
+              </w:rPr>
+            </w:pPr>
+            <w:r>
+              <w:rPr>
+                <w:rFonts w:ascii="Courier New" w:hAnsi="Courier New" w:cs="Courier New"/>
+                <w:sz w:val="20"/>
+                <w:szCs w:val="20"/>
+              </w:rPr>
+              <w:t xml:space="preserve">        'params' : {'model__n_estimators' : [100, 200],</w:t>
+            </w:r>
+          </w:p>
+          <w:p>
+            <w:pPr>
+              <w:jc w:val="both"/>
+              <w:rPr>
+                <w:rFonts w:ascii="Courier New" w:hAnsi="Courier New" w:cs="Courier New"/>
+                <w:sz w:val="20"/>
+                <w:szCs w:val="20"/>
+              </w:rPr>
+            </w:pPr>
+            <w:r>
+              <w:rPr>
+                <w:rFonts w:ascii="Courier New" w:hAnsi="Courier New" w:cs="Courier New"/>
+                <w:sz w:val="20"/>
+                <w:szCs w:val="20"/>
+              </w:rPr>
+              <w:t xml:space="preserve">                    'model__learning_rate': [0.05, 0.1],</w:t>
+            </w:r>
+          </w:p>
+          <w:p>
+            <w:pPr>
+              <w:jc w:val="both"/>
+              <w:rPr>
+                <w:rFonts w:ascii="Courier New" w:hAnsi="Courier New" w:cs="Courier New"/>
+                <w:sz w:val="20"/>
+                <w:szCs w:val="20"/>
+              </w:rPr>
+            </w:pPr>
+            <w:r>
+              <w:rPr>
+                <w:rFonts w:ascii="Courier New" w:hAnsi="Courier New" w:cs="Courier New"/>
+                <w:sz w:val="20"/>
+                <w:szCs w:val="20"/>
+              </w:rPr>
+              <w:t xml:space="preserve">                    'model__max_depth'    : [3, 5],</w:t>
+            </w:r>
+          </w:p>
+          <w:p>
+            <w:pPr>
+              <w:jc w:val="both"/>
+              <w:rPr>
+                <w:rFonts w:ascii="Courier New" w:hAnsi="Courier New" w:cs="Courier New"/>
+                <w:sz w:val="20"/>
+                <w:szCs w:val="20"/>
+              </w:rPr>
+            </w:pPr>
+            <w:r>
+              <w:rPr>
+                <w:rFonts w:ascii="Courier New" w:hAnsi="Courier New" w:cs="Courier New"/>
+                <w:sz w:val="20"/>
+                <w:szCs w:val="20"/>
+              </w:rPr>
+              <w:t xml:space="preserve">                    'model__subsample'    : [0.8, 1.0]}</w:t>
+            </w:r>
+          </w:p>
+          <w:p>
+            <w:pPr>
+              <w:jc w:val="both"/>
+              <w:rPr>
+                <w:rFonts w:ascii="Courier New" w:hAnsi="Courier New" w:cs="Courier New"/>
+                <w:sz w:val="20"/>
+                <w:szCs w:val="20"/>
+              </w:rPr>
+            </w:pPr>
+            <w:r>
+              <w:rPr>
+                <w:rFonts w:ascii="Courier New" w:hAnsi="Courier New" w:cs="Courier New"/>
+                <w:sz w:val="20"/>
+                <w:szCs w:val="20"/>
+              </w:rPr>
+              <w:t xml:space="preserve">    },</w:t>
+            </w:r>
+          </w:p>
+          <w:p>
+            <w:pPr>
+              <w:jc w:val="both"/>
+              <w:rPr>
+                <w:rFonts w:ascii="Courier New" w:hAnsi="Courier New" w:cs="Courier New"/>
+                <w:sz w:val="20"/>
+                <w:szCs w:val="20"/>
+              </w:rPr>
+            </w:pPr>
+            <w:r>
+              <w:rPr>
+                <w:rFonts w:ascii="Courier New" w:hAnsi="Courier New" w:cs="Courier New"/>
+                <w:sz w:val="20"/>
+                <w:szCs w:val="20"/>
+              </w:rPr>
+              <w:t>}</w:t>
+            </w:r>
+          </w:p>
+          <w:p>
+            <w:pPr>
+              <w:jc w:val="both"/>
+              <w:rPr>
+                <w:rFonts w:ascii="Courier New" w:hAnsi="Courier New" w:cs="Courier New"/>
+                <w:sz w:val="20"/>
+                <w:szCs w:val="20"/>
+              </w:rPr>
+            </w:pPr>
+          </w:p>
+          <w:p>
+            <w:pPr>
+              <w:jc w:val="both"/>
+              <w:rPr>
+                <w:rFonts w:ascii="Courier New" w:hAnsi="Courier New" w:cs="Courier New"/>
+                <w:sz w:val="20"/>
+                <w:szCs w:val="20"/>
+              </w:rPr>
+            </w:pPr>
+            <w:r>
+              <w:rPr>
+                <w:rFonts w:ascii="Courier New" w:hAnsi="Courier New" w:cs="Courier New"/>
+                <w:sz w:val="20"/>
+                <w:szCs w:val="20"/>
+              </w:rPr>
+              <w:t># ==========================================</w:t>
+            </w:r>
+          </w:p>
+          <w:p>
+            <w:pPr>
+              <w:jc w:val="both"/>
+              <w:rPr>
+                <w:rFonts w:ascii="Courier New" w:hAnsi="Courier New" w:cs="Courier New"/>
+                <w:sz w:val="20"/>
+                <w:szCs w:val="20"/>
+              </w:rPr>
+            </w:pPr>
+            <w:r>
+              <w:rPr>
+                <w:rFonts w:ascii="Courier New" w:hAnsi="Courier New" w:cs="Courier New"/>
+                <w:sz w:val="20"/>
+                <w:szCs w:val="20"/>
+              </w:rPr>
+              <w:t># LANGKAH 4: Training + GridSearchCV + Evaluasi</w:t>
+            </w:r>
+          </w:p>
+          <w:p>
+            <w:pPr>
+              <w:jc w:val="both"/>
+              <w:rPr>
+                <w:rFonts w:ascii="Courier New" w:hAnsi="Courier New" w:cs="Courier New"/>
+                <w:sz w:val="20"/>
+                <w:szCs w:val="20"/>
+              </w:rPr>
+            </w:pPr>
+            <w:r>
+              <w:rPr>
+                <w:rFonts w:ascii="Courier New" w:hAnsi="Courier New" w:cs="Courier New"/>
+                <w:sz w:val="20"/>
+                <w:szCs w:val="20"/>
+              </w:rPr>
+              <w:t># ==========================================</w:t>
+            </w:r>
+          </w:p>
+          <w:p>
+            <w:pPr>
+              <w:jc w:val="both"/>
+              <w:rPr>
+                <w:rFonts w:ascii="Courier New" w:hAnsi="Courier New" w:cs="Courier New"/>
+                <w:sz w:val="20"/>
+                <w:szCs w:val="20"/>
+              </w:rPr>
+            </w:pPr>
+            <w:r>
+              <w:rPr>
+                <w:rFonts w:ascii="Courier New" w:hAnsi="Courier New" w:cs="Courier New"/>
+                <w:sz w:val="20"/>
+                <w:szCs w:val="20"/>
+              </w:rPr>
+              <w:t>kf = KFold(n_splits=5, shuffle=True, random_state=42)</w:t>
+            </w:r>
+          </w:p>
+          <w:p>
+            <w:pPr>
+              <w:jc w:val="both"/>
+              <w:rPr>
+                <w:rFonts w:ascii="Courier New" w:hAnsi="Courier New" w:cs="Courier New"/>
+                <w:sz w:val="20"/>
+                <w:szCs w:val="20"/>
+              </w:rPr>
+            </w:pPr>
+          </w:p>
+          <w:p>
+            <w:pPr>
+              <w:jc w:val="both"/>
+              <w:rPr>
+                <w:rFonts w:ascii="Courier New" w:hAnsi="Courier New" w:cs="Courier New"/>
+                <w:sz w:val="20"/>
+                <w:szCs w:val="20"/>
+              </w:rPr>
+            </w:pPr>
+            <w:r>
+              <w:rPr>
+                <w:rFonts w:ascii="Courier New" w:hAnsi="Courier New" w:cs="Courier New"/>
+                <w:sz w:val="20"/>
+                <w:szCs w:val="20"/>
+              </w:rPr>
+              <w:t>scoring = {</w:t>
+            </w:r>
+          </w:p>
+          <w:p>
+            <w:pPr>
+              <w:jc w:val="both"/>
+              <w:rPr>
+                <w:rFonts w:ascii="Courier New" w:hAnsi="Courier New" w:cs="Courier New"/>
+                <w:sz w:val="20"/>
+                <w:szCs w:val="20"/>
+              </w:rPr>
+            </w:pPr>
+            <w:r>
+              <w:rPr>
+                <w:rFonts w:ascii="Courier New" w:hAnsi="Courier New" w:cs="Courier New"/>
+                <w:sz w:val="20"/>
+                <w:szCs w:val="20"/>
+              </w:rPr>
+              <w:t xml:space="preserve">    'MAE' : 'neg_mean_absolute_error',</w:t>
+            </w:r>
+          </w:p>
+          <w:p>
+            <w:pPr>
+              <w:jc w:val="both"/>
+              <w:rPr>
+                <w:rFonts w:ascii="Courier New" w:hAnsi="Courier New" w:cs="Courier New"/>
+                <w:sz w:val="20"/>
+                <w:szCs w:val="20"/>
+              </w:rPr>
+            </w:pPr>
+            <w:r>
+              <w:rPr>
+                <w:rFonts w:ascii="Courier New" w:hAnsi="Courier New" w:cs="Courier New"/>
+                <w:sz w:val="20"/>
+                <w:szCs w:val="20"/>
+              </w:rPr>
+              <w:t xml:space="preserve">    'RMSE': 'neg_root_mean_squared_error',</w:t>
+            </w:r>
+          </w:p>
+          <w:p>
+            <w:pPr>
+              <w:jc w:val="both"/>
+              <w:rPr>
+                <w:rFonts w:ascii="Courier New" w:hAnsi="Courier New" w:cs="Courier New"/>
+                <w:sz w:val="20"/>
+                <w:szCs w:val="20"/>
+              </w:rPr>
+            </w:pPr>
+            <w:r>
+              <w:rPr>
+                <w:rFonts w:ascii="Courier New" w:hAnsi="Courier New" w:cs="Courier New"/>
+                <w:sz w:val="20"/>
+                <w:szCs w:val="20"/>
+              </w:rPr>
+              <w:t xml:space="preserve">    'R2'  : 'r2',</w:t>
+            </w:r>
+          </w:p>
+          <w:p>
+            <w:pPr>
+              <w:jc w:val="both"/>
+              <w:rPr>
+                <w:rFonts w:ascii="Courier New" w:hAnsi="Courier New" w:cs="Courier New"/>
+                <w:sz w:val="20"/>
+                <w:szCs w:val="20"/>
+              </w:rPr>
+            </w:pPr>
+            <w:r>
+              <w:rPr>
+                <w:rFonts w:ascii="Courier New" w:hAnsi="Courier New" w:cs="Courier New"/>
+                <w:sz w:val="20"/>
+                <w:szCs w:val="20"/>
+              </w:rPr>
+              <w:t xml:space="preserve">    'MAPE': 'neg_mean_absolute_percentage_error'</w:t>
+            </w:r>
+          </w:p>
+          <w:p>
+            <w:pPr>
+              <w:jc w:val="both"/>
+              <w:rPr>
+                <w:rFonts w:ascii="Courier New" w:hAnsi="Courier New" w:cs="Courier New"/>
+                <w:sz w:val="20"/>
+                <w:szCs w:val="20"/>
+              </w:rPr>
+            </w:pPr>
+            <w:r>
+              <w:rPr>
+                <w:rFonts w:ascii="Courier New" w:hAnsi="Courier New" w:cs="Courier New"/>
+                <w:sz w:val="20"/>
+                <w:szCs w:val="20"/>
+              </w:rPr>
+              <w:t>}</w:t>
+            </w:r>
+          </w:p>
+          <w:p>
+            <w:pPr>
+              <w:jc w:val="both"/>
+              <w:rPr>
+                <w:rFonts w:ascii="Courier New" w:hAnsi="Courier New" w:cs="Courier New"/>
+                <w:sz w:val="20"/>
+                <w:szCs w:val="20"/>
+              </w:rPr>
+            </w:pPr>
+          </w:p>
+          <w:p>
+            <w:pPr>
+              <w:jc w:val="both"/>
+              <w:rPr>
+                <w:rFonts w:ascii="Courier New" w:hAnsi="Courier New" w:cs="Courier New"/>
+                <w:sz w:val="20"/>
+                <w:szCs w:val="20"/>
+              </w:rPr>
+            </w:pPr>
+            <w:r>
+              <w:rPr>
+                <w:rFonts w:ascii="Courier New" w:hAnsi="Courier New" w:cs="Courier New"/>
+                <w:sz w:val="20"/>
+                <w:szCs w:val="20"/>
+              </w:rPr>
+              <w:t>hasil = {}</w:t>
+            </w:r>
+          </w:p>
+          <w:p>
+            <w:pPr>
+              <w:jc w:val="both"/>
+              <w:rPr>
+                <w:rFonts w:ascii="Courier New" w:hAnsi="Courier New" w:cs="Courier New"/>
+                <w:sz w:val="20"/>
+                <w:szCs w:val="20"/>
+              </w:rPr>
+            </w:pPr>
+          </w:p>
+          <w:p>
+            <w:pPr>
+              <w:jc w:val="both"/>
+              <w:rPr>
+                <w:rFonts w:ascii="Courier New" w:hAnsi="Courier New" w:cs="Courier New"/>
+                <w:sz w:val="20"/>
+                <w:szCs w:val="20"/>
+              </w:rPr>
+            </w:pPr>
+            <w:r>
+              <w:rPr>
+                <w:rFonts w:ascii="Courier New" w:hAnsi="Courier New" w:cs="Courier New"/>
+                <w:sz w:val="20"/>
+                <w:szCs w:val="20"/>
+              </w:rPr>
+              <w:t>for nama, config in kandidat_model.items():</w:t>
+            </w:r>
+          </w:p>
+          <w:p>
+            <w:pPr>
+              <w:jc w:val="both"/>
+              <w:rPr>
+                <w:rFonts w:ascii="Courier New" w:hAnsi="Courier New" w:cs="Courier New"/>
+                <w:sz w:val="20"/>
+                <w:szCs w:val="20"/>
+              </w:rPr>
+            </w:pPr>
+            <w:r>
+              <w:rPr>
+                <w:rFonts w:ascii="Courier New" w:hAnsi="Courier New" w:cs="Courier New"/>
+                <w:sz w:val="20"/>
+                <w:szCs w:val="20"/>
+              </w:rPr>
+              <w:t xml:space="preserve">    print(f"\n{'='*50}")</w:t>
+            </w:r>
+          </w:p>
+          <w:p>
+            <w:pPr>
+              <w:jc w:val="both"/>
+              <w:rPr>
+                <w:rFonts w:ascii="Courier New" w:hAnsi="Courier New" w:cs="Courier New"/>
+                <w:sz w:val="20"/>
+                <w:szCs w:val="20"/>
+              </w:rPr>
+            </w:pPr>
+            <w:r>
+              <w:rPr>
+                <w:rFonts w:ascii="Courier New" w:hAnsi="Courier New" w:cs="Courier New"/>
+                <w:sz w:val="20"/>
+                <w:szCs w:val="20"/>
+              </w:rPr>
+              <w:t xml:space="preserve">    print(f"  {nama}")</w:t>
+            </w:r>
+          </w:p>
+          <w:p>
+            <w:pPr>
+              <w:jc w:val="both"/>
+              <w:rPr>
+                <w:rFonts w:ascii="Courier New" w:hAnsi="Courier New" w:cs="Courier New"/>
+                <w:sz w:val="20"/>
+                <w:szCs w:val="20"/>
+              </w:rPr>
+            </w:pPr>
+            <w:r>
+              <w:rPr>
+                <w:rFonts w:ascii="Courier New" w:hAnsi="Courier New" w:cs="Courier New"/>
+                <w:sz w:val="20"/>
+                <w:szCs w:val="20"/>
+              </w:rPr>
+              <w:t xml:space="preserve">    print(f"{'='*50}")</w:t>
+            </w:r>
+          </w:p>
+          <w:p>
+            <w:pPr>
+              <w:jc w:val="both"/>
+              <w:rPr>
+                <w:rFonts w:ascii="Courier New" w:hAnsi="Courier New" w:cs="Courier New"/>
+                <w:sz w:val="20"/>
+                <w:szCs w:val="20"/>
+              </w:rPr>
+            </w:pPr>
+          </w:p>
+          <w:p>
+            <w:pPr>
+              <w:jc w:val="both"/>
+              <w:rPr>
+                <w:rFonts w:ascii="Courier New" w:hAnsi="Courier New" w:cs="Courier New"/>
+                <w:sz w:val="20"/>
+                <w:szCs w:val="20"/>
+              </w:rPr>
+            </w:pPr>
+            <w:r>
+              <w:rPr>
+                <w:rFonts w:ascii="Courier New" w:hAnsi="Courier New" w:cs="Courier New"/>
+                <w:sz w:val="20"/>
+                <w:szCs w:val="20"/>
+              </w:rPr>
+              <w:t xml:space="preserve">    pipe = Pipeline(steps=[</w:t>
+            </w:r>
+          </w:p>
+          <w:p>
+            <w:pPr>
+              <w:jc w:val="both"/>
+              <w:rPr>
+                <w:rFonts w:ascii="Courier New" w:hAnsi="Courier New" w:cs="Courier New"/>
+                <w:sz w:val="20"/>
+                <w:szCs w:val="20"/>
+              </w:rPr>
+            </w:pPr>
+            <w:r>
+              <w:rPr>
+                <w:rFonts w:ascii="Courier New" w:hAnsi="Courier New" w:cs="Courier New"/>
+                <w:sz w:val="20"/>
+                <w:szCs w:val="20"/>
+              </w:rPr>
+              <w:t xml:space="preserve">        ('preprocessor', preprocessor),</w:t>
+            </w:r>
+          </w:p>
+          <w:p>
+            <w:pPr>
+              <w:jc w:val="both"/>
+              <w:rPr>
+                <w:rFonts w:ascii="Courier New" w:hAnsi="Courier New" w:cs="Courier New"/>
+                <w:sz w:val="20"/>
+                <w:szCs w:val="20"/>
+              </w:rPr>
+            </w:pPr>
+            <w:r>
+              <w:rPr>
+                <w:rFonts w:ascii="Courier New" w:hAnsi="Courier New" w:cs="Courier New"/>
+                <w:sz w:val="20"/>
+                <w:szCs w:val="20"/>
+              </w:rPr>
+              <w:t xml:space="preserve">        ('model',        config['model'])</w:t>
+            </w:r>
+          </w:p>
+          <w:p>
+            <w:pPr>
+              <w:jc w:val="both"/>
+              <w:rPr>
+                <w:rFonts w:ascii="Courier New" w:hAnsi="Courier New" w:cs="Courier New"/>
+                <w:sz w:val="20"/>
+                <w:szCs w:val="20"/>
+              </w:rPr>
+            </w:pPr>
+            <w:r>
+              <w:rPr>
+                <w:rFonts w:ascii="Courier New" w:hAnsi="Courier New" w:cs="Courier New"/>
+                <w:sz w:val="20"/>
+                <w:szCs w:val="20"/>
+              </w:rPr>
+              <w:t xml:space="preserve">    ])</w:t>
+            </w:r>
+          </w:p>
+          <w:p>
+            <w:pPr>
+              <w:jc w:val="both"/>
+              <w:rPr>
+                <w:rFonts w:ascii="Courier New" w:hAnsi="Courier New" w:cs="Courier New"/>
+                <w:sz w:val="20"/>
+                <w:szCs w:val="20"/>
+              </w:rPr>
+            </w:pPr>
+          </w:p>
+          <w:p>
+            <w:pPr>
+              <w:jc w:val="both"/>
+              <w:rPr>
+                <w:rFonts w:ascii="Courier New" w:hAnsi="Courier New" w:cs="Courier New"/>
+                <w:sz w:val="20"/>
+                <w:szCs w:val="20"/>
+              </w:rPr>
+            </w:pPr>
+            <w:r>
+              <w:rPr>
+                <w:rFonts w:ascii="Courier New" w:hAnsi="Courier New" w:cs="Courier New"/>
+                <w:sz w:val="20"/>
+                <w:szCs w:val="20"/>
+              </w:rPr>
+              <w:t xml:space="preserve">    if config['params']:</w:t>
+            </w:r>
+          </w:p>
+          <w:p>
+            <w:pPr>
+              <w:jc w:val="both"/>
+              <w:rPr>
+                <w:rFonts w:ascii="Courier New" w:hAnsi="Courier New" w:cs="Courier New"/>
+                <w:sz w:val="20"/>
+                <w:szCs w:val="20"/>
+              </w:rPr>
+            </w:pPr>
+            <w:r>
+              <w:rPr>
+                <w:rFonts w:ascii="Courier New" w:hAnsi="Courier New" w:cs="Courier New"/>
+                <w:sz w:val="20"/>
+                <w:szCs w:val="20"/>
+              </w:rPr>
+              <w:t xml:space="preserve">        grid_search = GridSearchCV(</w:t>
+            </w:r>
+          </w:p>
+          <w:p>
+            <w:pPr>
+              <w:jc w:val="both"/>
+              <w:rPr>
+                <w:rFonts w:ascii="Courier New" w:hAnsi="Courier New" w:cs="Courier New"/>
+                <w:sz w:val="20"/>
+                <w:szCs w:val="20"/>
+              </w:rPr>
+            </w:pPr>
+            <w:r>
+              <w:rPr>
+                <w:rFonts w:ascii="Courier New" w:hAnsi="Courier New" w:cs="Courier New"/>
+                <w:sz w:val="20"/>
+                <w:szCs w:val="20"/>
+              </w:rPr>
+              <w:t xml:space="preserve">            estimator  = pipe,</w:t>
+            </w:r>
+          </w:p>
+          <w:p>
+            <w:pPr>
+              <w:jc w:val="both"/>
+              <w:rPr>
+                <w:rFonts w:ascii="Courier New" w:hAnsi="Courier New" w:cs="Courier New"/>
+                <w:sz w:val="20"/>
+                <w:szCs w:val="20"/>
+              </w:rPr>
+            </w:pPr>
+            <w:r>
+              <w:rPr>
+                <w:rFonts w:ascii="Courier New" w:hAnsi="Courier New" w:cs="Courier New"/>
+                <w:sz w:val="20"/>
+                <w:szCs w:val="20"/>
+              </w:rPr>
+              <w:t xml:space="preserve">            param_grid = config['params'],</w:t>
+            </w:r>
+          </w:p>
+          <w:p>
+            <w:pPr>
+              <w:jc w:val="both"/>
+              <w:rPr>
+                <w:rFonts w:ascii="Courier New" w:hAnsi="Courier New" w:cs="Courier New"/>
+                <w:sz w:val="20"/>
+                <w:szCs w:val="20"/>
+              </w:rPr>
+            </w:pPr>
+            <w:r>
+              <w:rPr>
+                <w:rFonts w:ascii="Courier New" w:hAnsi="Courier New" w:cs="Courier New"/>
+                <w:sz w:val="20"/>
+                <w:szCs w:val="20"/>
+              </w:rPr>
+              <w:t xml:space="preserve">            cv         = kf,</w:t>
+            </w:r>
+          </w:p>
+          <w:p>
+            <w:pPr>
+              <w:jc w:val="both"/>
+              <w:rPr>
+                <w:rFonts w:ascii="Courier New" w:hAnsi="Courier New" w:cs="Courier New"/>
+                <w:sz w:val="20"/>
+                <w:szCs w:val="20"/>
+              </w:rPr>
+            </w:pPr>
+            <w:r>
+              <w:rPr>
+                <w:rFonts w:ascii="Courier New" w:hAnsi="Courier New" w:cs="Courier New"/>
+                <w:sz w:val="20"/>
+                <w:szCs w:val="20"/>
+              </w:rPr>
+              <w:t xml:space="preserve">            scoring    = 'neg_root_mean_squared_error',</w:t>
+            </w:r>
+          </w:p>
+          <w:p>
+            <w:pPr>
+              <w:jc w:val="both"/>
+              <w:rPr>
+                <w:rFonts w:ascii="Courier New" w:hAnsi="Courier New" w:cs="Courier New"/>
+                <w:sz w:val="20"/>
+                <w:szCs w:val="20"/>
+              </w:rPr>
+            </w:pPr>
+            <w:r>
+              <w:rPr>
+                <w:rFonts w:ascii="Courier New" w:hAnsi="Courier New" w:cs="Courier New"/>
+                <w:sz w:val="20"/>
+                <w:szCs w:val="20"/>
+              </w:rPr>
+              <w:t xml:space="preserve">            n_jobs     = -1,</w:t>
+            </w:r>
+          </w:p>
+          <w:p>
+            <w:pPr>
+              <w:jc w:val="both"/>
+              <w:rPr>
+                <w:rFonts w:ascii="Courier New" w:hAnsi="Courier New" w:cs="Courier New"/>
+                <w:sz w:val="20"/>
+                <w:szCs w:val="20"/>
+              </w:rPr>
+            </w:pPr>
+            <w:r>
+              <w:rPr>
+                <w:rFonts w:ascii="Courier New" w:hAnsi="Courier New" w:cs="Courier New"/>
+                <w:sz w:val="20"/>
+                <w:szCs w:val="20"/>
+              </w:rPr>
+              <w:t xml:space="preserve">            verbose    = 0</w:t>
+            </w:r>
+          </w:p>
+          <w:p>
+            <w:pPr>
+              <w:jc w:val="both"/>
+              <w:rPr>
+                <w:rFonts w:ascii="Courier New" w:hAnsi="Courier New" w:cs="Courier New"/>
+                <w:sz w:val="20"/>
+                <w:szCs w:val="20"/>
+              </w:rPr>
+            </w:pPr>
+            <w:r>
+              <w:rPr>
+                <w:rFonts w:ascii="Courier New" w:hAnsi="Courier New" w:cs="Courier New"/>
+                <w:sz w:val="20"/>
+                <w:szCs w:val="20"/>
+              </w:rPr>
+              <w:t xml:space="preserve">        )</w:t>
+            </w:r>
+          </w:p>
+          <w:p>
+            <w:pPr>
+              <w:jc w:val="both"/>
+              <w:rPr>
+                <w:rFonts w:ascii="Courier New" w:hAnsi="Courier New" w:cs="Courier New"/>
+                <w:sz w:val="20"/>
+                <w:szCs w:val="20"/>
+              </w:rPr>
+            </w:pPr>
+            <w:r>
+              <w:rPr>
+                <w:rFonts w:ascii="Courier New" w:hAnsi="Courier New" w:cs="Courier New"/>
+                <w:sz w:val="20"/>
+                <w:szCs w:val="20"/>
+              </w:rPr>
+              <w:t xml:space="preserve">        grid_search.fit(X_train, y_train)</w:t>
+            </w:r>
+          </w:p>
+          <w:p>
+            <w:pPr>
+              <w:jc w:val="both"/>
+              <w:rPr>
+                <w:rFonts w:ascii="Courier New" w:hAnsi="Courier New" w:cs="Courier New"/>
+                <w:sz w:val="20"/>
+                <w:szCs w:val="20"/>
+              </w:rPr>
+            </w:pPr>
+            <w:r>
+              <w:rPr>
+                <w:rFonts w:ascii="Courier New" w:hAnsi="Courier New" w:cs="Courier New"/>
+                <w:sz w:val="20"/>
+                <w:szCs w:val="20"/>
+              </w:rPr>
+              <w:t xml:space="preserve">        best_pipe = grid_search.best_estimator_</w:t>
+            </w:r>
+          </w:p>
+          <w:p>
+            <w:pPr>
+              <w:jc w:val="both"/>
+              <w:rPr>
+                <w:rFonts w:ascii="Courier New" w:hAnsi="Courier New" w:cs="Courier New"/>
+                <w:sz w:val="20"/>
+                <w:szCs w:val="20"/>
+              </w:rPr>
+            </w:pPr>
+            <w:r>
+              <w:rPr>
+                <w:rFonts w:ascii="Courier New" w:hAnsi="Courier New" w:cs="Courier New"/>
+                <w:sz w:val="20"/>
+                <w:szCs w:val="20"/>
+              </w:rPr>
+              <w:t xml:space="preserve">        print(f"  Best params : {grid_search.best_params_}")</w:t>
+            </w:r>
+          </w:p>
+          <w:p>
+            <w:pPr>
+              <w:jc w:val="both"/>
+              <w:rPr>
+                <w:rFonts w:ascii="Courier New" w:hAnsi="Courier New" w:cs="Courier New"/>
+                <w:sz w:val="20"/>
+                <w:szCs w:val="20"/>
+              </w:rPr>
+            </w:pPr>
+            <w:r>
+              <w:rPr>
+                <w:rFonts w:ascii="Courier New" w:hAnsi="Courier New" w:cs="Courier New"/>
+                <w:sz w:val="20"/>
+                <w:szCs w:val="20"/>
+              </w:rPr>
+              <w:t xml:space="preserve">    else:</w:t>
+            </w:r>
+          </w:p>
+          <w:p>
+            <w:pPr>
+              <w:jc w:val="both"/>
+              <w:rPr>
+                <w:rFonts w:ascii="Courier New" w:hAnsi="Courier New" w:cs="Courier New"/>
+                <w:sz w:val="20"/>
+                <w:szCs w:val="20"/>
+              </w:rPr>
+            </w:pPr>
+            <w:r>
+              <w:rPr>
+                <w:rFonts w:ascii="Courier New" w:hAnsi="Courier New" w:cs="Courier New"/>
+                <w:sz w:val="20"/>
+                <w:szCs w:val="20"/>
+              </w:rPr>
+              <w:t xml:space="preserve">        pipe.fit(X_train, y_train)</w:t>
+            </w:r>
+          </w:p>
+          <w:p>
+            <w:pPr>
+              <w:jc w:val="both"/>
+              <w:rPr>
+                <w:rFonts w:ascii="Courier New" w:hAnsi="Courier New" w:cs="Courier New"/>
+                <w:sz w:val="20"/>
+                <w:szCs w:val="20"/>
+              </w:rPr>
+            </w:pPr>
             <w:r>
               <w:rPr>
                 <w:rFonts w:ascii="Courier New" w:hAnsi="Courier New" w:cs="Courier New"/>
@@ -2045,1085 +3115,6 @@
                 <w:szCs w:val="20"/>
               </w:rPr>
               <w:lastRenderedPageBreak/>
-              <w:t>kolom_kategorikal),</w:t>
-            </w:r>
-          </w:p>
-          <w:p>
-            <w:pPr>
-              <w:jc w:val="both"/>
-              <w:rPr>
-                <w:rFonts w:ascii="Courier New" w:hAnsi="Courier New" w:cs="Courier New"/>
-                <w:sz w:val="20"/>
-                <w:szCs w:val="20"/>
-              </w:rPr>
-            </w:pPr>
-            <w:r>
-              <w:rPr>
-                <w:rFonts w:ascii="Courier New" w:hAnsi="Courier New" w:cs="Courier New"/>
-                <w:sz w:val="20"/>
-                <w:szCs w:val="20"/>
-              </w:rPr>
-              <w:t>])</w:t>
-            </w:r>
-          </w:p>
-          <w:p>
-            <w:pPr>
-              <w:jc w:val="both"/>
-              <w:rPr>
-                <w:rFonts w:ascii="Courier New" w:hAnsi="Courier New" w:cs="Courier New"/>
-                <w:sz w:val="20"/>
-                <w:szCs w:val="20"/>
-              </w:rPr>
-            </w:pPr>
-          </w:p>
-          <w:p>
-            <w:pPr>
-              <w:jc w:val="both"/>
-              <w:rPr>
-                <w:rFonts w:ascii="Courier New" w:hAnsi="Courier New" w:cs="Courier New"/>
-                <w:sz w:val="20"/>
-                <w:szCs w:val="20"/>
-              </w:rPr>
-            </w:pPr>
-            <w:r>
-              <w:rPr>
-                <w:rFonts w:ascii="Courier New" w:hAnsi="Courier New" w:cs="Courier New"/>
-                <w:sz w:val="20"/>
-                <w:szCs w:val="20"/>
-              </w:rPr>
-              <w:t># ==========================================</w:t>
-            </w:r>
-          </w:p>
-          <w:p>
-            <w:pPr>
-              <w:jc w:val="both"/>
-              <w:rPr>
-                <w:rFonts w:ascii="Courier New" w:hAnsi="Courier New" w:cs="Courier New"/>
-                <w:sz w:val="20"/>
-                <w:szCs w:val="20"/>
-              </w:rPr>
-            </w:pPr>
-            <w:r>
-              <w:rPr>
-                <w:rFonts w:ascii="Courier New" w:hAnsi="Courier New" w:cs="Courier New"/>
-                <w:sz w:val="20"/>
-                <w:szCs w:val="20"/>
-              </w:rPr>
-              <w:t># LANGKAH 3: Definisi Model + Hyperparameter</w:t>
-            </w:r>
-          </w:p>
-          <w:p>
-            <w:pPr>
-              <w:jc w:val="both"/>
-              <w:rPr>
-                <w:rFonts w:ascii="Courier New" w:hAnsi="Courier New" w:cs="Courier New"/>
-                <w:sz w:val="20"/>
-                <w:szCs w:val="20"/>
-              </w:rPr>
-            </w:pPr>
-            <w:r>
-              <w:rPr>
-                <w:rFonts w:ascii="Courier New" w:hAnsi="Courier New" w:cs="Courier New"/>
-                <w:sz w:val="20"/>
-                <w:szCs w:val="20"/>
-              </w:rPr>
-              <w:t># ==========================================</w:t>
-            </w:r>
-          </w:p>
-          <w:p>
-            <w:pPr>
-              <w:jc w:val="both"/>
-              <w:rPr>
-                <w:rFonts w:ascii="Courier New" w:hAnsi="Courier New" w:cs="Courier New"/>
-                <w:sz w:val="20"/>
-                <w:szCs w:val="20"/>
-              </w:rPr>
-            </w:pPr>
-            <w:r>
-              <w:rPr>
-                <w:rFonts w:ascii="Courier New" w:hAnsi="Courier New" w:cs="Courier New"/>
-                <w:sz w:val="20"/>
-                <w:szCs w:val="20"/>
-              </w:rPr>
-              <w:t>kandidat_model = {</w:t>
-            </w:r>
-          </w:p>
-          <w:p>
-            <w:pPr>
-              <w:jc w:val="both"/>
-              <w:rPr>
-                <w:rFonts w:ascii="Courier New" w:hAnsi="Courier New" w:cs="Courier New"/>
-                <w:sz w:val="20"/>
-                <w:szCs w:val="20"/>
-              </w:rPr>
-            </w:pPr>
-            <w:r>
-              <w:rPr>
-                <w:rFonts w:ascii="Courier New" w:hAnsi="Courier New" w:cs="Courier New"/>
-                <w:sz w:val="20"/>
-                <w:szCs w:val="20"/>
-              </w:rPr>
-              <w:t xml:space="preserve">    'LinearRegression': {</w:t>
-            </w:r>
-          </w:p>
-          <w:p>
-            <w:pPr>
-              <w:jc w:val="both"/>
-              <w:rPr>
-                <w:rFonts w:ascii="Courier New" w:hAnsi="Courier New" w:cs="Courier New"/>
-                <w:sz w:val="20"/>
-                <w:szCs w:val="20"/>
-              </w:rPr>
-            </w:pPr>
-            <w:r>
-              <w:rPr>
-                <w:rFonts w:ascii="Courier New" w:hAnsi="Courier New" w:cs="Courier New"/>
-                <w:sz w:val="20"/>
-                <w:szCs w:val="20"/>
-              </w:rPr>
-              <w:t xml:space="preserve">        'model'  : LinearRegression(),</w:t>
-            </w:r>
-          </w:p>
-          <w:p>
-            <w:pPr>
-              <w:jc w:val="both"/>
-              <w:rPr>
-                <w:rFonts w:ascii="Courier New" w:hAnsi="Courier New" w:cs="Courier New"/>
-                <w:sz w:val="20"/>
-                <w:szCs w:val="20"/>
-              </w:rPr>
-            </w:pPr>
-            <w:r>
-              <w:rPr>
-                <w:rFonts w:ascii="Courier New" w:hAnsi="Courier New" w:cs="Courier New"/>
-                <w:sz w:val="20"/>
-                <w:szCs w:val="20"/>
-              </w:rPr>
-              <w:t xml:space="preserve">        'params' : {}</w:t>
-            </w:r>
-          </w:p>
-          <w:p>
-            <w:pPr>
-              <w:jc w:val="both"/>
-              <w:rPr>
-                <w:rFonts w:ascii="Courier New" w:hAnsi="Courier New" w:cs="Courier New"/>
-                <w:sz w:val="20"/>
-                <w:szCs w:val="20"/>
-              </w:rPr>
-            </w:pPr>
-            <w:r>
-              <w:rPr>
-                <w:rFonts w:ascii="Courier New" w:hAnsi="Courier New" w:cs="Courier New"/>
-                <w:sz w:val="20"/>
-                <w:szCs w:val="20"/>
-              </w:rPr>
-              <w:t xml:space="preserve">    },</w:t>
-            </w:r>
-          </w:p>
-          <w:p>
-            <w:pPr>
-              <w:jc w:val="both"/>
-              <w:rPr>
-                <w:rFonts w:ascii="Courier New" w:hAnsi="Courier New" w:cs="Courier New"/>
-                <w:sz w:val="20"/>
-                <w:szCs w:val="20"/>
-              </w:rPr>
-            </w:pPr>
-            <w:r>
-              <w:rPr>
-                <w:rFonts w:ascii="Courier New" w:hAnsi="Courier New" w:cs="Courier New"/>
-                <w:sz w:val="20"/>
-                <w:szCs w:val="20"/>
-              </w:rPr>
-              <w:t xml:space="preserve">    'ElasticNet': {</w:t>
-            </w:r>
-          </w:p>
-          <w:p>
-            <w:pPr>
-              <w:jc w:val="both"/>
-              <w:rPr>
-                <w:rFonts w:ascii="Courier New" w:hAnsi="Courier New" w:cs="Courier New"/>
-                <w:sz w:val="20"/>
-                <w:szCs w:val="20"/>
-              </w:rPr>
-            </w:pPr>
-            <w:r>
-              <w:rPr>
-                <w:rFonts w:ascii="Courier New" w:hAnsi="Courier New" w:cs="Courier New"/>
-                <w:sz w:val="20"/>
-                <w:szCs w:val="20"/>
-              </w:rPr>
-              <w:t xml:space="preserve">        'model'  : ElasticNet(max_iter=10000),</w:t>
-            </w:r>
-          </w:p>
-          <w:p>
-            <w:pPr>
-              <w:jc w:val="both"/>
-              <w:rPr>
-                <w:rFonts w:ascii="Courier New" w:hAnsi="Courier New" w:cs="Courier New"/>
-                <w:sz w:val="20"/>
-                <w:szCs w:val="20"/>
-              </w:rPr>
-            </w:pPr>
-            <w:r>
-              <w:rPr>
-                <w:rFonts w:ascii="Courier New" w:hAnsi="Courier New" w:cs="Courier New"/>
-                <w:sz w:val="20"/>
-                <w:szCs w:val="20"/>
-              </w:rPr>
-              <w:t xml:space="preserve">        'params' : {'model__alpha'   : [0.01, 0.1, 1, 10],</w:t>
-            </w:r>
-          </w:p>
-          <w:p>
-            <w:pPr>
-              <w:jc w:val="both"/>
-              <w:rPr>
-                <w:rFonts w:ascii="Courier New" w:hAnsi="Courier New" w:cs="Courier New"/>
-                <w:sz w:val="20"/>
-                <w:szCs w:val="20"/>
-              </w:rPr>
-            </w:pPr>
-            <w:r>
-              <w:rPr>
-                <w:rFonts w:ascii="Courier New" w:hAnsi="Courier New" w:cs="Courier New"/>
-                <w:sz w:val="20"/>
-                <w:szCs w:val="20"/>
-              </w:rPr>
-              <w:t xml:space="preserve">                    'model__l1_ratio': [0.2, 0.5, 0.8]}</w:t>
-            </w:r>
-          </w:p>
-          <w:p>
-            <w:pPr>
-              <w:jc w:val="both"/>
-              <w:rPr>
-                <w:rFonts w:ascii="Courier New" w:hAnsi="Courier New" w:cs="Courier New"/>
-                <w:sz w:val="20"/>
-                <w:szCs w:val="20"/>
-              </w:rPr>
-            </w:pPr>
-            <w:r>
-              <w:rPr>
-                <w:rFonts w:ascii="Courier New" w:hAnsi="Courier New" w:cs="Courier New"/>
-                <w:sz w:val="20"/>
-                <w:szCs w:val="20"/>
-              </w:rPr>
-              <w:t xml:space="preserve">    },</w:t>
-            </w:r>
-          </w:p>
-          <w:p>
-            <w:pPr>
-              <w:jc w:val="both"/>
-              <w:rPr>
-                <w:rFonts w:ascii="Courier New" w:hAnsi="Courier New" w:cs="Courier New"/>
-                <w:sz w:val="20"/>
-                <w:szCs w:val="20"/>
-              </w:rPr>
-            </w:pPr>
-            <w:r>
-              <w:rPr>
-                <w:rFonts w:ascii="Courier New" w:hAnsi="Courier New" w:cs="Courier New"/>
-                <w:sz w:val="20"/>
-                <w:szCs w:val="20"/>
-              </w:rPr>
-              <w:t xml:space="preserve">    'XGBoost': {</w:t>
-            </w:r>
-          </w:p>
-          <w:p>
-            <w:pPr>
-              <w:jc w:val="both"/>
-              <w:rPr>
-                <w:rFonts w:ascii="Courier New" w:hAnsi="Courier New" w:cs="Courier New"/>
-                <w:sz w:val="20"/>
-                <w:szCs w:val="20"/>
-              </w:rPr>
-            </w:pPr>
-            <w:r>
-              <w:rPr>
-                <w:rFonts w:ascii="Courier New" w:hAnsi="Courier New" w:cs="Courier New"/>
-                <w:sz w:val="20"/>
-                <w:szCs w:val="20"/>
-              </w:rPr>
-              <w:t xml:space="preserve">        'model'  : xgb.XGBRegressor(random_state=42, verbosity=0),</w:t>
-            </w:r>
-          </w:p>
-          <w:p>
-            <w:pPr>
-              <w:jc w:val="both"/>
-              <w:rPr>
-                <w:rFonts w:ascii="Courier New" w:hAnsi="Courier New" w:cs="Courier New"/>
-                <w:sz w:val="20"/>
-                <w:szCs w:val="20"/>
-              </w:rPr>
-            </w:pPr>
-            <w:r>
-              <w:rPr>
-                <w:rFonts w:ascii="Courier New" w:hAnsi="Courier New" w:cs="Courier New"/>
-                <w:sz w:val="20"/>
-                <w:szCs w:val="20"/>
-              </w:rPr>
-              <w:t xml:space="preserve">        'params' : {'model__n_estimators' : [100, 200],</w:t>
-            </w:r>
-          </w:p>
-          <w:p>
-            <w:pPr>
-              <w:jc w:val="both"/>
-              <w:rPr>
-                <w:rFonts w:ascii="Courier New" w:hAnsi="Courier New" w:cs="Courier New"/>
-                <w:sz w:val="20"/>
-                <w:szCs w:val="20"/>
-              </w:rPr>
-            </w:pPr>
-            <w:r>
-              <w:rPr>
-                <w:rFonts w:ascii="Courier New" w:hAnsi="Courier New" w:cs="Courier New"/>
-                <w:sz w:val="20"/>
-                <w:szCs w:val="20"/>
-              </w:rPr>
-              <w:t xml:space="preserve">                    'model__learning_rate': [0.05, 0.1],</w:t>
-            </w:r>
-          </w:p>
-          <w:p>
-            <w:pPr>
-              <w:jc w:val="both"/>
-              <w:rPr>
-                <w:rFonts w:ascii="Courier New" w:hAnsi="Courier New" w:cs="Courier New"/>
-                <w:sz w:val="20"/>
-                <w:szCs w:val="20"/>
-              </w:rPr>
-            </w:pPr>
-            <w:r>
-              <w:rPr>
-                <w:rFonts w:ascii="Courier New" w:hAnsi="Courier New" w:cs="Courier New"/>
-                <w:sz w:val="20"/>
-                <w:szCs w:val="20"/>
-              </w:rPr>
-              <w:t xml:space="preserve">                    'model__max_depth'    : [3, 5],</w:t>
-            </w:r>
-          </w:p>
-          <w:p>
-            <w:pPr>
-              <w:jc w:val="both"/>
-              <w:rPr>
-                <w:rFonts w:ascii="Courier New" w:hAnsi="Courier New" w:cs="Courier New"/>
-                <w:sz w:val="20"/>
-                <w:szCs w:val="20"/>
-              </w:rPr>
-            </w:pPr>
-            <w:r>
-              <w:rPr>
-                <w:rFonts w:ascii="Courier New" w:hAnsi="Courier New" w:cs="Courier New"/>
-                <w:sz w:val="20"/>
-                <w:szCs w:val="20"/>
-              </w:rPr>
-              <w:t xml:space="preserve">                    'model__subsample'    : [0.8, 1.0]}</w:t>
-            </w:r>
-          </w:p>
-          <w:p>
-            <w:pPr>
-              <w:jc w:val="both"/>
-              <w:rPr>
-                <w:rFonts w:ascii="Courier New" w:hAnsi="Courier New" w:cs="Courier New"/>
-                <w:sz w:val="20"/>
-                <w:szCs w:val="20"/>
-              </w:rPr>
-            </w:pPr>
-            <w:r>
-              <w:rPr>
-                <w:rFonts w:ascii="Courier New" w:hAnsi="Courier New" w:cs="Courier New"/>
-                <w:sz w:val="20"/>
-                <w:szCs w:val="20"/>
-              </w:rPr>
-              <w:t xml:space="preserve">    },</w:t>
-            </w:r>
-          </w:p>
-          <w:p>
-            <w:pPr>
-              <w:jc w:val="both"/>
-              <w:rPr>
-                <w:rFonts w:ascii="Courier New" w:hAnsi="Courier New" w:cs="Courier New"/>
-                <w:sz w:val="20"/>
-                <w:szCs w:val="20"/>
-              </w:rPr>
-            </w:pPr>
-            <w:r>
-              <w:rPr>
-                <w:rFonts w:ascii="Courier New" w:hAnsi="Courier New" w:cs="Courier New"/>
-                <w:sz w:val="20"/>
-                <w:szCs w:val="20"/>
-              </w:rPr>
-              <w:t>}</w:t>
-            </w:r>
-          </w:p>
-          <w:p>
-            <w:pPr>
-              <w:jc w:val="both"/>
-              <w:rPr>
-                <w:rFonts w:ascii="Courier New" w:hAnsi="Courier New" w:cs="Courier New"/>
-                <w:sz w:val="20"/>
-                <w:szCs w:val="20"/>
-              </w:rPr>
-            </w:pPr>
-          </w:p>
-          <w:p>
-            <w:pPr>
-              <w:jc w:val="both"/>
-              <w:rPr>
-                <w:rFonts w:ascii="Courier New" w:hAnsi="Courier New" w:cs="Courier New"/>
-                <w:sz w:val="20"/>
-                <w:szCs w:val="20"/>
-              </w:rPr>
-            </w:pPr>
-            <w:r>
-              <w:rPr>
-                <w:rFonts w:ascii="Courier New" w:hAnsi="Courier New" w:cs="Courier New"/>
-                <w:sz w:val="20"/>
-                <w:szCs w:val="20"/>
-              </w:rPr>
-              <w:t># ==========================================</w:t>
-            </w:r>
-          </w:p>
-          <w:p>
-            <w:pPr>
-              <w:jc w:val="both"/>
-              <w:rPr>
-                <w:rFonts w:ascii="Courier New" w:hAnsi="Courier New" w:cs="Courier New"/>
-                <w:sz w:val="20"/>
-                <w:szCs w:val="20"/>
-              </w:rPr>
-            </w:pPr>
-            <w:r>
-              <w:rPr>
-                <w:rFonts w:ascii="Courier New" w:hAnsi="Courier New" w:cs="Courier New"/>
-                <w:sz w:val="20"/>
-                <w:szCs w:val="20"/>
-              </w:rPr>
-              <w:t># LANGKAH 4: Training + GridSearchCV + Evaluasi</w:t>
-            </w:r>
-          </w:p>
-          <w:p>
-            <w:pPr>
-              <w:jc w:val="both"/>
-              <w:rPr>
-                <w:rFonts w:ascii="Courier New" w:hAnsi="Courier New" w:cs="Courier New"/>
-                <w:sz w:val="20"/>
-                <w:szCs w:val="20"/>
-              </w:rPr>
-            </w:pPr>
-            <w:r>
-              <w:rPr>
-                <w:rFonts w:ascii="Courier New" w:hAnsi="Courier New" w:cs="Courier New"/>
-                <w:sz w:val="20"/>
-                <w:szCs w:val="20"/>
-              </w:rPr>
-              <w:t># ==========================================</w:t>
-            </w:r>
-          </w:p>
-          <w:p>
-            <w:pPr>
-              <w:jc w:val="both"/>
-              <w:rPr>
-                <w:rFonts w:ascii="Courier New" w:hAnsi="Courier New" w:cs="Courier New"/>
-                <w:sz w:val="20"/>
-                <w:szCs w:val="20"/>
-              </w:rPr>
-            </w:pPr>
-            <w:r>
-              <w:rPr>
-                <w:rFonts w:ascii="Courier New" w:hAnsi="Courier New" w:cs="Courier New"/>
-                <w:sz w:val="20"/>
-                <w:szCs w:val="20"/>
-              </w:rPr>
-              <w:t>kf = KFold(n_splits=5, shuffle=True, random_state=42)</w:t>
-            </w:r>
-          </w:p>
-          <w:p>
-            <w:pPr>
-              <w:jc w:val="both"/>
-              <w:rPr>
-                <w:rFonts w:ascii="Courier New" w:hAnsi="Courier New" w:cs="Courier New"/>
-                <w:sz w:val="20"/>
-                <w:szCs w:val="20"/>
-              </w:rPr>
-            </w:pPr>
-          </w:p>
-          <w:p>
-            <w:pPr>
-              <w:jc w:val="both"/>
-              <w:rPr>
-                <w:rFonts w:ascii="Courier New" w:hAnsi="Courier New" w:cs="Courier New"/>
-                <w:sz w:val="20"/>
-                <w:szCs w:val="20"/>
-              </w:rPr>
-            </w:pPr>
-            <w:r>
-              <w:rPr>
-                <w:rFonts w:ascii="Courier New" w:hAnsi="Courier New" w:cs="Courier New"/>
-                <w:sz w:val="20"/>
-                <w:szCs w:val="20"/>
-              </w:rPr>
-              <w:t>scoring = {</w:t>
-            </w:r>
-          </w:p>
-          <w:p>
-            <w:pPr>
-              <w:jc w:val="both"/>
-              <w:rPr>
-                <w:rFonts w:ascii="Courier New" w:hAnsi="Courier New" w:cs="Courier New"/>
-                <w:sz w:val="20"/>
-                <w:szCs w:val="20"/>
-              </w:rPr>
-            </w:pPr>
-            <w:r>
-              <w:rPr>
-                <w:rFonts w:ascii="Courier New" w:hAnsi="Courier New" w:cs="Courier New"/>
-                <w:sz w:val="20"/>
-                <w:szCs w:val="20"/>
-              </w:rPr>
-              <w:t xml:space="preserve">    'MAE' : 'neg_mean_absolute_error',</w:t>
-            </w:r>
-          </w:p>
-          <w:p>
-            <w:pPr>
-              <w:jc w:val="both"/>
-              <w:rPr>
-                <w:rFonts w:ascii="Courier New" w:hAnsi="Courier New" w:cs="Courier New"/>
-                <w:sz w:val="20"/>
-                <w:szCs w:val="20"/>
-              </w:rPr>
-            </w:pPr>
-            <w:r>
-              <w:rPr>
-                <w:rFonts w:ascii="Courier New" w:hAnsi="Courier New" w:cs="Courier New"/>
-                <w:sz w:val="20"/>
-                <w:szCs w:val="20"/>
-              </w:rPr>
-              <w:t xml:space="preserve">    'RMSE': 'neg_root_mean_squared_error',</w:t>
-            </w:r>
-          </w:p>
-          <w:p>
-            <w:pPr>
-              <w:jc w:val="both"/>
-              <w:rPr>
-                <w:rFonts w:ascii="Courier New" w:hAnsi="Courier New" w:cs="Courier New"/>
-                <w:sz w:val="20"/>
-                <w:szCs w:val="20"/>
-              </w:rPr>
-            </w:pPr>
-            <w:r>
-              <w:rPr>
-                <w:rFonts w:ascii="Courier New" w:hAnsi="Courier New" w:cs="Courier New"/>
-                <w:sz w:val="20"/>
-                <w:szCs w:val="20"/>
-              </w:rPr>
-              <w:t xml:space="preserve">    'R2'  : 'r2',</w:t>
-            </w:r>
-          </w:p>
-          <w:p>
-            <w:pPr>
-              <w:jc w:val="both"/>
-              <w:rPr>
-                <w:rFonts w:ascii="Courier New" w:hAnsi="Courier New" w:cs="Courier New"/>
-                <w:sz w:val="20"/>
-                <w:szCs w:val="20"/>
-              </w:rPr>
-            </w:pPr>
-            <w:r>
-              <w:rPr>
-                <w:rFonts w:ascii="Courier New" w:hAnsi="Courier New" w:cs="Courier New"/>
-                <w:sz w:val="20"/>
-                <w:szCs w:val="20"/>
-              </w:rPr>
-              <w:t xml:space="preserve">    'MAPE': 'neg_mean_absolute_percentage_error'</w:t>
-            </w:r>
-          </w:p>
-          <w:p>
-            <w:pPr>
-              <w:jc w:val="both"/>
-              <w:rPr>
-                <w:rFonts w:ascii="Courier New" w:hAnsi="Courier New" w:cs="Courier New"/>
-                <w:sz w:val="20"/>
-                <w:szCs w:val="20"/>
-              </w:rPr>
-            </w:pPr>
-            <w:r>
-              <w:rPr>
-                <w:rFonts w:ascii="Courier New" w:hAnsi="Courier New" w:cs="Courier New"/>
-                <w:sz w:val="20"/>
-                <w:szCs w:val="20"/>
-              </w:rPr>
-              <w:t>}</w:t>
-            </w:r>
-          </w:p>
-          <w:p>
-            <w:pPr>
-              <w:jc w:val="both"/>
-              <w:rPr>
-                <w:rFonts w:ascii="Courier New" w:hAnsi="Courier New" w:cs="Courier New"/>
-                <w:sz w:val="20"/>
-                <w:szCs w:val="20"/>
-              </w:rPr>
-            </w:pPr>
-          </w:p>
-          <w:p>
-            <w:pPr>
-              <w:jc w:val="both"/>
-              <w:rPr>
-                <w:rFonts w:ascii="Courier New" w:hAnsi="Courier New" w:cs="Courier New"/>
-                <w:sz w:val="20"/>
-                <w:szCs w:val="20"/>
-              </w:rPr>
-            </w:pPr>
-            <w:r>
-              <w:rPr>
-                <w:rFonts w:ascii="Courier New" w:hAnsi="Courier New" w:cs="Courier New"/>
-                <w:sz w:val="20"/>
-                <w:szCs w:val="20"/>
-              </w:rPr>
-              <w:t>hasil = {}</w:t>
-            </w:r>
-          </w:p>
-          <w:p>
-            <w:pPr>
-              <w:jc w:val="both"/>
-              <w:rPr>
-                <w:rFonts w:ascii="Courier New" w:hAnsi="Courier New" w:cs="Courier New"/>
-                <w:sz w:val="20"/>
-                <w:szCs w:val="20"/>
-              </w:rPr>
-            </w:pPr>
-          </w:p>
-          <w:p>
-            <w:pPr>
-              <w:jc w:val="both"/>
-              <w:rPr>
-                <w:rFonts w:ascii="Courier New" w:hAnsi="Courier New" w:cs="Courier New"/>
-                <w:sz w:val="20"/>
-                <w:szCs w:val="20"/>
-              </w:rPr>
-            </w:pPr>
-            <w:r>
-              <w:rPr>
-                <w:rFonts w:ascii="Courier New" w:hAnsi="Courier New" w:cs="Courier New"/>
-                <w:sz w:val="20"/>
-                <w:szCs w:val="20"/>
-              </w:rPr>
-              <w:t>for nama, config in kandidat_model.items():</w:t>
-            </w:r>
-          </w:p>
-          <w:p>
-            <w:pPr>
-              <w:jc w:val="both"/>
-              <w:rPr>
-                <w:rFonts w:ascii="Courier New" w:hAnsi="Courier New" w:cs="Courier New"/>
-                <w:sz w:val="20"/>
-                <w:szCs w:val="20"/>
-              </w:rPr>
-            </w:pPr>
-            <w:r>
-              <w:rPr>
-                <w:rFonts w:ascii="Courier New" w:hAnsi="Courier New" w:cs="Courier New"/>
-                <w:sz w:val="20"/>
-                <w:szCs w:val="20"/>
-              </w:rPr>
-              <w:t xml:space="preserve">    print(f"\n{'='*50}")</w:t>
-            </w:r>
-          </w:p>
-          <w:p>
-            <w:pPr>
-              <w:jc w:val="both"/>
-              <w:rPr>
-                <w:rFonts w:ascii="Courier New" w:hAnsi="Courier New" w:cs="Courier New"/>
-                <w:sz w:val="20"/>
-                <w:szCs w:val="20"/>
-              </w:rPr>
-            </w:pPr>
-            <w:r>
-              <w:rPr>
-                <w:rFonts w:ascii="Courier New" w:hAnsi="Courier New" w:cs="Courier New"/>
-                <w:sz w:val="20"/>
-                <w:szCs w:val="20"/>
-              </w:rPr>
-              <w:t xml:space="preserve">    print(f"  {nama}")</w:t>
-            </w:r>
-          </w:p>
-          <w:p>
-            <w:pPr>
-              <w:jc w:val="both"/>
-              <w:rPr>
-                <w:rFonts w:ascii="Courier New" w:hAnsi="Courier New" w:cs="Courier New"/>
-                <w:sz w:val="20"/>
-                <w:szCs w:val="20"/>
-              </w:rPr>
-            </w:pPr>
-            <w:r>
-              <w:rPr>
-                <w:rFonts w:ascii="Courier New" w:hAnsi="Courier New" w:cs="Courier New"/>
-                <w:sz w:val="20"/>
-                <w:szCs w:val="20"/>
-              </w:rPr>
-              <w:t xml:space="preserve">    print(f"{'='*50}")</w:t>
-            </w:r>
-          </w:p>
-          <w:p>
-            <w:pPr>
-              <w:jc w:val="both"/>
-              <w:rPr>
-                <w:rFonts w:ascii="Courier New" w:hAnsi="Courier New" w:cs="Courier New"/>
-                <w:sz w:val="20"/>
-                <w:szCs w:val="20"/>
-              </w:rPr>
-            </w:pPr>
-          </w:p>
-          <w:p>
-            <w:pPr>
-              <w:jc w:val="both"/>
-              <w:rPr>
-                <w:rFonts w:ascii="Courier New" w:hAnsi="Courier New" w:cs="Courier New"/>
-                <w:sz w:val="20"/>
-                <w:szCs w:val="20"/>
-              </w:rPr>
-            </w:pPr>
-            <w:r>
-              <w:rPr>
-                <w:rFonts w:ascii="Courier New" w:hAnsi="Courier New" w:cs="Courier New"/>
-                <w:sz w:val="20"/>
-                <w:szCs w:val="20"/>
-              </w:rPr>
-              <w:t xml:space="preserve">    pipe = Pipeline(steps=[</w:t>
-            </w:r>
-          </w:p>
-          <w:p>
-            <w:pPr>
-              <w:jc w:val="both"/>
-              <w:rPr>
-                <w:rFonts w:ascii="Courier New" w:hAnsi="Courier New" w:cs="Courier New"/>
-                <w:sz w:val="20"/>
-                <w:szCs w:val="20"/>
-              </w:rPr>
-            </w:pPr>
-            <w:r>
-              <w:rPr>
-                <w:rFonts w:ascii="Courier New" w:hAnsi="Courier New" w:cs="Courier New"/>
-                <w:sz w:val="20"/>
-                <w:szCs w:val="20"/>
-              </w:rPr>
-              <w:t xml:space="preserve">        ('preprocessor', preprocessor),</w:t>
-            </w:r>
-          </w:p>
-          <w:p>
-            <w:pPr>
-              <w:jc w:val="both"/>
-              <w:rPr>
-                <w:rFonts w:ascii="Courier New" w:hAnsi="Courier New" w:cs="Courier New"/>
-                <w:sz w:val="20"/>
-                <w:szCs w:val="20"/>
-              </w:rPr>
-            </w:pPr>
-            <w:r>
-              <w:rPr>
-                <w:rFonts w:ascii="Courier New" w:hAnsi="Courier New" w:cs="Courier New"/>
-                <w:sz w:val="20"/>
-                <w:szCs w:val="20"/>
-              </w:rPr>
-              <w:t xml:space="preserve">        ('model',        config['model'])</w:t>
-            </w:r>
-          </w:p>
-          <w:p>
-            <w:pPr>
-              <w:jc w:val="both"/>
-              <w:rPr>
-                <w:rFonts w:ascii="Courier New" w:hAnsi="Courier New" w:cs="Courier New"/>
-                <w:sz w:val="20"/>
-                <w:szCs w:val="20"/>
-              </w:rPr>
-            </w:pPr>
-            <w:r>
-              <w:rPr>
-                <w:rFonts w:ascii="Courier New" w:hAnsi="Courier New" w:cs="Courier New"/>
-                <w:sz w:val="20"/>
-                <w:szCs w:val="20"/>
-              </w:rPr>
-              <w:t xml:space="preserve">    ])</w:t>
-            </w:r>
-          </w:p>
-          <w:p>
-            <w:pPr>
-              <w:jc w:val="both"/>
-              <w:rPr>
-                <w:rFonts w:ascii="Courier New" w:hAnsi="Courier New" w:cs="Courier New"/>
-                <w:sz w:val="20"/>
-                <w:szCs w:val="20"/>
-              </w:rPr>
-            </w:pPr>
-          </w:p>
-          <w:p>
-            <w:pPr>
-              <w:jc w:val="both"/>
-              <w:rPr>
-                <w:rFonts w:ascii="Courier New" w:hAnsi="Courier New" w:cs="Courier New"/>
-                <w:sz w:val="20"/>
-                <w:szCs w:val="20"/>
-              </w:rPr>
-            </w:pPr>
-            <w:r>
-              <w:rPr>
-                <w:rFonts w:ascii="Courier New" w:hAnsi="Courier New" w:cs="Courier New"/>
-                <w:sz w:val="20"/>
-                <w:szCs w:val="20"/>
-              </w:rPr>
-              <w:t xml:space="preserve">    if config['params']:</w:t>
-            </w:r>
-          </w:p>
-          <w:p>
-            <w:pPr>
-              <w:jc w:val="both"/>
-              <w:rPr>
-                <w:rFonts w:ascii="Courier New" w:hAnsi="Courier New" w:cs="Courier New"/>
-                <w:sz w:val="20"/>
-                <w:szCs w:val="20"/>
-              </w:rPr>
-            </w:pPr>
-            <w:r>
-              <w:rPr>
-                <w:rFonts w:ascii="Courier New" w:hAnsi="Courier New" w:cs="Courier New"/>
-                <w:sz w:val="20"/>
-                <w:szCs w:val="20"/>
-              </w:rPr>
-              <w:t xml:space="preserve">        grid_search = GridSearchCV(</w:t>
-            </w:r>
-          </w:p>
-          <w:p>
-            <w:pPr>
-              <w:jc w:val="both"/>
-              <w:rPr>
-                <w:rFonts w:ascii="Courier New" w:hAnsi="Courier New" w:cs="Courier New"/>
-                <w:sz w:val="20"/>
-                <w:szCs w:val="20"/>
-              </w:rPr>
-            </w:pPr>
-            <w:r>
-              <w:rPr>
-                <w:rFonts w:ascii="Courier New" w:hAnsi="Courier New" w:cs="Courier New"/>
-                <w:sz w:val="20"/>
-                <w:szCs w:val="20"/>
-              </w:rPr>
-              <w:t xml:space="preserve">            estimator  = pipe,</w:t>
-            </w:r>
-          </w:p>
-          <w:p>
-            <w:pPr>
-              <w:jc w:val="both"/>
-              <w:rPr>
-                <w:rFonts w:ascii="Courier New" w:hAnsi="Courier New" w:cs="Courier New"/>
-                <w:sz w:val="20"/>
-                <w:szCs w:val="20"/>
-              </w:rPr>
-            </w:pPr>
-            <w:r>
-              <w:rPr>
-                <w:rFonts w:ascii="Courier New" w:hAnsi="Courier New" w:cs="Courier New"/>
-                <w:sz w:val="20"/>
-                <w:szCs w:val="20"/>
-              </w:rPr>
-              <w:t xml:space="preserve">            param_grid = config['params'],</w:t>
-            </w:r>
-          </w:p>
-          <w:p>
-            <w:pPr>
-              <w:jc w:val="both"/>
-              <w:rPr>
-                <w:rFonts w:ascii="Courier New" w:hAnsi="Courier New" w:cs="Courier New"/>
-                <w:sz w:val="20"/>
-                <w:szCs w:val="20"/>
-              </w:rPr>
-            </w:pPr>
-            <w:r>
-              <w:rPr>
-                <w:rFonts w:ascii="Courier New" w:hAnsi="Courier New" w:cs="Courier New"/>
-                <w:sz w:val="20"/>
-                <w:szCs w:val="20"/>
-              </w:rPr>
-              <w:t xml:space="preserve">            cv         = kf,</w:t>
-            </w:r>
-          </w:p>
-          <w:p>
-            <w:pPr>
-              <w:jc w:val="both"/>
-              <w:rPr>
-                <w:rFonts w:ascii="Courier New" w:hAnsi="Courier New" w:cs="Courier New"/>
-                <w:sz w:val="20"/>
-                <w:szCs w:val="20"/>
-              </w:rPr>
-            </w:pPr>
-            <w:r>
-              <w:rPr>
-                <w:rFonts w:ascii="Courier New" w:hAnsi="Courier New" w:cs="Courier New"/>
-                <w:sz w:val="20"/>
-                <w:szCs w:val="20"/>
-              </w:rPr>
-              <w:t xml:space="preserve">            scoring    = 'neg_root_mean_squared_error',</w:t>
-            </w:r>
-          </w:p>
-          <w:p>
-            <w:pPr>
-              <w:jc w:val="both"/>
-              <w:rPr>
-                <w:rFonts w:ascii="Courier New" w:hAnsi="Courier New" w:cs="Courier New"/>
-                <w:sz w:val="20"/>
-                <w:szCs w:val="20"/>
-              </w:rPr>
-            </w:pPr>
-            <w:r>
-              <w:rPr>
-                <w:rFonts w:ascii="Courier New" w:hAnsi="Courier New" w:cs="Courier New"/>
-                <w:sz w:val="20"/>
-                <w:szCs w:val="20"/>
-              </w:rPr>
-              <w:t xml:space="preserve">            n_jobs     = -1,</w:t>
-            </w:r>
-          </w:p>
-          <w:p>
-            <w:pPr>
-              <w:jc w:val="both"/>
-              <w:rPr>
-                <w:rFonts w:ascii="Courier New" w:hAnsi="Courier New" w:cs="Courier New"/>
-                <w:sz w:val="20"/>
-                <w:szCs w:val="20"/>
-              </w:rPr>
-            </w:pPr>
-            <w:r>
-              <w:rPr>
-                <w:rFonts w:ascii="Courier New" w:hAnsi="Courier New" w:cs="Courier New"/>
-                <w:sz w:val="20"/>
-                <w:szCs w:val="20"/>
-              </w:rPr>
-              <w:t xml:space="preserve">            verbose    = 0</w:t>
-            </w:r>
-          </w:p>
-          <w:p>
-            <w:pPr>
-              <w:jc w:val="both"/>
-              <w:rPr>
-                <w:rFonts w:ascii="Courier New" w:hAnsi="Courier New" w:cs="Courier New"/>
-                <w:sz w:val="20"/>
-                <w:szCs w:val="20"/>
-              </w:rPr>
-            </w:pPr>
-            <w:r>
-              <w:rPr>
-                <w:rFonts w:ascii="Courier New" w:hAnsi="Courier New" w:cs="Courier New"/>
-                <w:sz w:val="20"/>
-                <w:szCs w:val="20"/>
-              </w:rPr>
-              <w:t xml:space="preserve">        )</w:t>
-            </w:r>
-          </w:p>
-          <w:p>
-            <w:pPr>
-              <w:jc w:val="both"/>
-              <w:rPr>
-                <w:rFonts w:ascii="Courier New" w:hAnsi="Courier New" w:cs="Courier New"/>
-                <w:sz w:val="20"/>
-                <w:szCs w:val="20"/>
-              </w:rPr>
-            </w:pPr>
-            <w:r>
-              <w:rPr>
-                <w:rFonts w:ascii="Courier New" w:hAnsi="Courier New" w:cs="Courier New"/>
-                <w:sz w:val="20"/>
-                <w:szCs w:val="20"/>
-              </w:rPr>
-              <w:t xml:space="preserve">        grid_search.fit(X_train, y_train)</w:t>
-            </w:r>
-          </w:p>
-          <w:p>
-            <w:pPr>
-              <w:jc w:val="both"/>
-              <w:rPr>
-                <w:rFonts w:ascii="Courier New" w:hAnsi="Courier New" w:cs="Courier New"/>
-                <w:sz w:val="20"/>
-                <w:szCs w:val="20"/>
-              </w:rPr>
-            </w:pPr>
-            <w:r>
-              <w:rPr>
-                <w:rFonts w:ascii="Courier New" w:hAnsi="Courier New" w:cs="Courier New"/>
-                <w:sz w:val="20"/>
-                <w:szCs w:val="20"/>
-              </w:rPr>
-              <w:t xml:space="preserve">        best_pipe = grid_search.best_estimator_</w:t>
-            </w:r>
-          </w:p>
-          <w:p>
-            <w:pPr>
-              <w:jc w:val="both"/>
-              <w:rPr>
-                <w:rFonts w:ascii="Courier New" w:hAnsi="Courier New" w:cs="Courier New"/>
-                <w:sz w:val="20"/>
-                <w:szCs w:val="20"/>
-              </w:rPr>
-            </w:pPr>
-            <w:r>
-              <w:rPr>
-                <w:rFonts w:ascii="Courier New" w:hAnsi="Courier New" w:cs="Courier New"/>
-                <w:sz w:val="20"/>
-                <w:szCs w:val="20"/>
-              </w:rPr>
-              <w:t xml:space="preserve">        print(f"  Best params : {grid_search.best_params_}")</w:t>
-            </w:r>
-          </w:p>
-          <w:p>
-            <w:pPr>
-              <w:jc w:val="both"/>
-              <w:rPr>
-                <w:rFonts w:ascii="Courier New" w:hAnsi="Courier New" w:cs="Courier New"/>
-                <w:sz w:val="20"/>
-                <w:szCs w:val="20"/>
-              </w:rPr>
-            </w:pPr>
-            <w:r>
-              <w:rPr>
-                <w:rFonts w:ascii="Courier New" w:hAnsi="Courier New" w:cs="Courier New"/>
-                <w:sz w:val="20"/>
-                <w:szCs w:val="20"/>
-              </w:rPr>
-              <w:lastRenderedPageBreak/>
-              <w:t xml:space="preserve">    else:</w:t>
-            </w:r>
-          </w:p>
-          <w:p>
-            <w:pPr>
-              <w:jc w:val="both"/>
-              <w:rPr>
-                <w:rFonts w:ascii="Courier New" w:hAnsi="Courier New" w:cs="Courier New"/>
-                <w:sz w:val="20"/>
-                <w:szCs w:val="20"/>
-              </w:rPr>
-            </w:pPr>
-            <w:r>
-              <w:rPr>
-                <w:rFonts w:ascii="Courier New" w:hAnsi="Courier New" w:cs="Courier New"/>
-                <w:sz w:val="20"/>
-                <w:szCs w:val="20"/>
-              </w:rPr>
-              <w:t xml:space="preserve">        pipe.fit(X_train, y_train)</w:t>
-            </w:r>
-          </w:p>
-          <w:p>
-            <w:pPr>
-              <w:jc w:val="both"/>
-              <w:rPr>
-                <w:rFonts w:ascii="Courier New" w:hAnsi="Courier New" w:cs="Courier New"/>
-                <w:sz w:val="20"/>
-                <w:szCs w:val="20"/>
-              </w:rPr>
-            </w:pPr>
-            <w:r>
-              <w:rPr>
-                <w:rFonts w:ascii="Courier New" w:hAnsi="Courier New" w:cs="Courier New"/>
-                <w:sz w:val="20"/>
-                <w:szCs w:val="20"/>
-              </w:rPr>
               <w:t xml:space="preserve">        best_pipe = pipe</w:t>
             </w:r>
           </w:p>
@@ -6349,6 +6340,7 @@
                 <w:sz w:val="20"/>
                 <w:szCs w:val="20"/>
               </w:rPr>
+              <w:lastRenderedPageBreak/>
               <w:t xml:space="preserve">    cv_results = cross_validate(best_pipe, X, y, </w:t>
             </w:r>
             <w:r>
@@ -6377,7 +6369,6 @@
                 <w:sz w:val="20"/>
                 <w:szCs w:val="20"/>
               </w:rPr>
-              <w:lastRenderedPageBreak/>
               <w:t>scoring</w:t>
             </w:r>
             <w:r>
@@ -7430,6 +7421,7 @@
                 <w:sz w:val="20"/>
                 <w:szCs w:val="20"/>
               </w:rPr>
+              <w:lastRenderedPageBreak/>
               <w:t>y_noisy = df_noisy[TARGET]</w:t>
             </w:r>
           </w:p>
@@ -8250,6 +8242,7 @@
                 <w:sz w:val="20"/>
                 <w:szCs w:val="20"/>
               </w:rPr>
+              <w:lastRenderedPageBreak/>
               <w:t>df_stress = pd.DataFrame(hasil_stress).T</w:t>
             </w:r>
           </w:p>
@@ -8268,7 +8261,6 @@
                 <w:sz w:val="20"/>
                 <w:szCs w:val="20"/>
               </w:rPr>
-              <w:lastRenderedPageBreak/>
               <w:t>print(df_stress.to_string())</w:t>
             </w:r>
           </w:p>
@@ -8370,6 +8362,908 @@
                 <w:szCs w:val="20"/>
               </w:rPr>
               <w:t>print(f"\nModel paling tahan noise : {model_robust} (ΔR2 = {selisih_r2[model_robust]:.4f})")</w:t>
+            </w:r>
+          </w:p>
+        </w:tc>
+      </w:tr>
+    </w:tbl>
+    <w:p>
+      <w:pPr>
+        <w:rPr>
+          <w:lang w:eastAsia="en-ID"/>
+        </w:rPr>
+      </w:pPr>
+      <w:r>
+        <w:rPr>
+          <w:lang w:eastAsia="en-ID"/>
+        </w:rPr>
+        <w:lastRenderedPageBreak/>
+        <w:t>Adapun kode yang dimodifikasi adalah sebagai berikut</w:t>
+      </w:r>
+    </w:p>
+    <w:tbl>
+      <w:tblPr>
+        <w:tblStyle w:val="TableGrid1"/>
+        <w:tblW w:w="8660" w:type="dxa"/>
+        <w:tblLayout w:type="fixed"/>
+        <w:tblLook w:val="04A0" w:firstRow="1" w:lastRow="0" w:firstColumn="1" w:lastColumn="0" w:noHBand="0" w:noVBand="1"/>
+      </w:tblPr>
+      <w:tblGrid>
+        <w:gridCol w:w="562"/>
+        <w:gridCol w:w="1562"/>
+        <w:gridCol w:w="1840"/>
+        <w:gridCol w:w="4696"/>
+      </w:tblGrid>
+      <w:tr>
+        <w:tc>
+          <w:tcPr>
+            <w:tcW w:w="562" w:type="dxa"/>
+            <w:hideMark/>
+          </w:tcPr>
+          <w:p>
+            <w:pPr>
+              <w:spacing w:line="22" w:lineRule="atLeast"/>
+              <w:rPr>
+                <w:rFonts w:cs="Times New Roman"/>
+                <w14:ligatures w14:val="none"/>
+              </w:rPr>
+            </w:pPr>
+            <w:r>
+              <w:rPr>
+                <w:rFonts w:cs="Times New Roman"/>
+                <w14:ligatures w14:val="none"/>
+              </w:rPr>
+              <w:t>No</w:t>
+            </w:r>
+          </w:p>
+        </w:tc>
+        <w:tc>
+          <w:tcPr>
+            <w:tcW w:w="1562" w:type="dxa"/>
+            <w:hideMark/>
+          </w:tcPr>
+          <w:p>
+            <w:pPr>
+              <w:spacing w:line="22" w:lineRule="atLeast"/>
+              <w:rPr>
+                <w:rFonts w:cs="Times New Roman"/>
+                <w14:ligatures w14:val="none"/>
+              </w:rPr>
+            </w:pPr>
+            <w:r>
+              <w:rPr>
+                <w:rFonts w:cs="Times New Roman"/>
+                <w14:ligatures w14:val="none"/>
+              </w:rPr>
+              <w:t>Kategori Perubahan</w:t>
+            </w:r>
+          </w:p>
+        </w:tc>
+        <w:tc>
+          <w:tcPr>
+            <w:tcW w:w="1840" w:type="dxa"/>
+            <w:hideMark/>
+          </w:tcPr>
+          <w:p>
+            <w:pPr>
+              <w:spacing w:line="22" w:lineRule="atLeast"/>
+              <w:rPr>
+                <w:rFonts w:cs="Times New Roman"/>
+                <w14:ligatures w14:val="none"/>
+              </w:rPr>
+            </w:pPr>
+            <w:r>
+              <w:rPr>
+                <w:rFonts w:cs="Times New Roman"/>
+                <w14:ligatures w14:val="none"/>
+              </w:rPr>
+              <w:t>Kode Asli (AI)</w:t>
+            </w:r>
+          </w:p>
+        </w:tc>
+        <w:tc>
+          <w:tcPr>
+            <w:tcW w:w="4696" w:type="dxa"/>
+            <w:hideMark/>
+          </w:tcPr>
+          <w:p>
+            <w:pPr>
+              <w:spacing w:line="22" w:lineRule="atLeast"/>
+              <w:rPr>
+                <w:rFonts w:cs="Times New Roman"/>
+                <w14:ligatures w14:val="none"/>
+              </w:rPr>
+            </w:pPr>
+            <w:r>
+              <w:rPr>
+                <w:rFonts w:cs="Times New Roman"/>
+                <w14:ligatures w14:val="none"/>
+              </w:rPr>
+              <w:t>Kode Modifikasi</w:t>
+            </w:r>
+          </w:p>
+        </w:tc>
+      </w:tr>
+      <w:tr>
+        <w:tc>
+          <w:tcPr>
+            <w:tcW w:w="562" w:type="dxa"/>
+            <w:hideMark/>
+          </w:tcPr>
+          <w:p>
+            <w:pPr>
+              <w:spacing w:line="22" w:lineRule="atLeast"/>
+              <w:rPr>
+                <w:rFonts w:cs="Times New Roman"/>
+                <w14:ligatures w14:val="none"/>
+              </w:rPr>
+            </w:pPr>
+            <w:r>
+              <w:rPr>
+                <w:rFonts w:cs="Times New Roman"/>
+                <w14:ligatures w14:val="none"/>
+              </w:rPr>
+              <w:t>1</w:t>
+            </w:r>
+          </w:p>
+        </w:tc>
+        <w:tc>
+          <w:tcPr>
+            <w:tcW w:w="1562" w:type="dxa"/>
+            <w:hideMark/>
+          </w:tcPr>
+          <w:p>
+            <w:pPr>
+              <w:spacing w:line="22" w:lineRule="atLeast"/>
+              <w:rPr>
+                <w:rFonts w:cs="Times New Roman"/>
+                <w14:ligatures w14:val="none"/>
+              </w:rPr>
+            </w:pPr>
+            <w:r>
+              <w:rPr>
+                <w:rFonts w:cs="Times New Roman"/>
+                <w14:ligatures w14:val="none"/>
+              </w:rPr>
+              <w:t>Nama File CSV</w:t>
+            </w:r>
+          </w:p>
+        </w:tc>
+        <w:tc>
+          <w:tcPr>
+            <w:tcW w:w="1840" w:type="dxa"/>
+            <w:hideMark/>
+          </w:tcPr>
+          <w:p>
+            <w:pPr>
+              <w:spacing w:line="22" w:lineRule="atLeast"/>
+              <w:rPr>
+                <w:rFonts w:ascii="Courier New" w:hAnsi="Courier New" w:cs="Courier New"/>
+                <w:sz w:val="20"/>
+                <w:szCs w:val="20"/>
+                <w14:ligatures w14:val="none"/>
+              </w:rPr>
+            </w:pPr>
+            <w:r>
+              <w:rPr>
+                <w:rFonts w:ascii="Courier New" w:hAnsi="Courier New" w:cs="Courier New"/>
+                <w:sz w:val="20"/>
+                <w:szCs w:val="20"/>
+                <w14:ligatures w14:val="none"/>
+              </w:rPr>
+              <w:t>df = pd.read_csv('data.csv')</w:t>
+            </w:r>
+          </w:p>
+        </w:tc>
+        <w:tc>
+          <w:tcPr>
+            <w:tcW w:w="4696" w:type="dxa"/>
+            <w:hideMark/>
+          </w:tcPr>
+          <w:p>
+            <w:pPr>
+              <w:spacing w:line="22" w:lineRule="atLeast"/>
+              <w:rPr>
+                <w:rFonts w:ascii="Courier New" w:hAnsi="Courier New" w:cs="Courier New"/>
+                <w:sz w:val="20"/>
+                <w:szCs w:val="20"/>
+                <w14:ligatures w14:val="none"/>
+              </w:rPr>
+            </w:pPr>
+            <w:r>
+              <w:rPr>
+                <w:rFonts w:ascii="Courier New" w:hAnsi="Courier New" w:cs="Courier New"/>
+                <w:sz w:val="20"/>
+                <w:szCs w:val="20"/>
+                <w14:ligatures w14:val="none"/>
+              </w:rPr>
+              <w:t>df = pd.read_csv('modeling_ready.csv')</w:t>
+            </w:r>
+          </w:p>
+        </w:tc>
+      </w:tr>
+      <w:tr>
+        <w:tc>
+          <w:tcPr>
+            <w:tcW w:w="562" w:type="dxa"/>
+            <w:hideMark/>
+          </w:tcPr>
+          <w:p>
+            <w:pPr>
+              <w:spacing w:line="22" w:lineRule="atLeast"/>
+              <w:rPr>
+                <w:rFonts w:cs="Times New Roman"/>
+                <w14:ligatures w14:val="none"/>
+              </w:rPr>
+            </w:pPr>
+            <w:r>
+              <w:rPr>
+                <w:rFonts w:cs="Times New Roman"/>
+                <w14:ligatures w14:val="none"/>
+              </w:rPr>
+              <w:t>2</w:t>
+            </w:r>
+          </w:p>
+        </w:tc>
+        <w:tc>
+          <w:tcPr>
+            <w:tcW w:w="1562" w:type="dxa"/>
+            <w:hideMark/>
+          </w:tcPr>
+          <w:p>
+            <w:pPr>
+              <w:spacing w:line="22" w:lineRule="atLeast"/>
+              <w:rPr>
+                <w:rFonts w:cs="Times New Roman"/>
+                <w14:ligatures w14:val="none"/>
+              </w:rPr>
+            </w:pPr>
+            <w:r>
+              <w:rPr>
+                <w:rFonts w:cs="Times New Roman"/>
+                <w14:ligatures w14:val="none"/>
+              </w:rPr>
+              <w:t>Nama Kolom Target</w:t>
+            </w:r>
+          </w:p>
+        </w:tc>
+        <w:tc>
+          <w:tcPr>
+            <w:tcW w:w="1840" w:type="dxa"/>
+            <w:hideMark/>
+          </w:tcPr>
+          <w:p>
+            <w:pPr>
+              <w:spacing w:line="22" w:lineRule="atLeast"/>
+              <w:rPr>
+                <w:rFonts w:ascii="Courier New" w:hAnsi="Courier New" w:cs="Courier New"/>
+                <w:sz w:val="20"/>
+                <w:szCs w:val="20"/>
+                <w14:ligatures w14:val="none"/>
+              </w:rPr>
+            </w:pPr>
+            <w:r>
+              <w:rPr>
+                <w:rFonts w:ascii="Courier New" w:hAnsi="Courier New" w:cs="Courier New"/>
+                <w:sz w:val="20"/>
+                <w:szCs w:val="20"/>
+                <w14:ligatures w14:val="none"/>
+              </w:rPr>
+              <w:t>TARGET = 'target'</w:t>
+            </w:r>
+          </w:p>
+        </w:tc>
+        <w:tc>
+          <w:tcPr>
+            <w:tcW w:w="4696" w:type="dxa"/>
+            <w:hideMark/>
+          </w:tcPr>
+          <w:p>
+            <w:pPr>
+              <w:spacing w:line="22" w:lineRule="atLeast"/>
+              <w:rPr>
+                <w:rFonts w:ascii="Courier New" w:hAnsi="Courier New" w:cs="Courier New"/>
+                <w:sz w:val="20"/>
+                <w:szCs w:val="20"/>
+                <w14:ligatures w14:val="none"/>
+              </w:rPr>
+            </w:pPr>
+            <w:r>
+              <w:rPr>
+                <w:rFonts w:ascii="Courier New" w:hAnsi="Courier New" w:cs="Courier New"/>
+                <w:sz w:val="20"/>
+                <w:szCs w:val="20"/>
+                <w14:ligatures w14:val="none"/>
+              </w:rPr>
+              <w:t>TARGET = 'y'</w:t>
+            </w:r>
+          </w:p>
+        </w:tc>
+      </w:tr>
+      <w:tr>
+        <w:tc>
+          <w:tcPr>
+            <w:tcW w:w="562" w:type="dxa"/>
+            <w:hideMark/>
+          </w:tcPr>
+          <w:p>
+            <w:pPr>
+              <w:spacing w:line="22" w:lineRule="atLeast"/>
+              <w:rPr>
+                <w:rFonts w:cs="Times New Roman"/>
+                <w14:ligatures w14:val="none"/>
+              </w:rPr>
+            </w:pPr>
+            <w:r>
+              <w:rPr>
+                <w:rFonts w:cs="Times New Roman"/>
+                <w14:ligatures w14:val="none"/>
+              </w:rPr>
+              <w:t>3</w:t>
+            </w:r>
+          </w:p>
+        </w:tc>
+        <w:tc>
+          <w:tcPr>
+            <w:tcW w:w="1562" w:type="dxa"/>
+            <w:hideMark/>
+          </w:tcPr>
+          <w:p>
+            <w:pPr>
+              <w:spacing w:line="22" w:lineRule="atLeast"/>
+              <w:rPr>
+                <w:rFonts w:cs="Times New Roman"/>
+                <w14:ligatures w14:val="none"/>
+              </w:rPr>
+            </w:pPr>
+            <w:r>
+              <w:rPr>
+                <w:rFonts w:cs="Times New Roman"/>
+                <w14:ligatures w14:val="none"/>
+              </w:rPr>
+              <w:t>Penamaan Model Baseline</w:t>
+            </w:r>
+          </w:p>
+        </w:tc>
+        <w:tc>
+          <w:tcPr>
+            <w:tcW w:w="1840" w:type="dxa"/>
+            <w:hideMark/>
+          </w:tcPr>
+          <w:p>
+            <w:pPr>
+              <w:spacing w:line="22" w:lineRule="atLeast"/>
+              <w:rPr>
+                <w:rFonts w:ascii="Courier New" w:hAnsi="Courier New" w:cs="Courier New"/>
+                <w:sz w:val="20"/>
+                <w:szCs w:val="20"/>
+                <w14:ligatures w14:val="none"/>
+              </w:rPr>
+            </w:pPr>
+            <w:r>
+              <w:rPr>
+                <w:rFonts w:ascii="Courier New" w:hAnsi="Courier New" w:cs="Courier New"/>
+                <w:sz w:val="20"/>
+                <w:szCs w:val="20"/>
+                <w14:ligatures w14:val="none"/>
+              </w:rPr>
+              <w:t>'LinearRegression': { ... }</w:t>
+            </w:r>
+          </w:p>
+        </w:tc>
+        <w:tc>
+          <w:tcPr>
+            <w:tcW w:w="4696" w:type="dxa"/>
+            <w:hideMark/>
+          </w:tcPr>
+          <w:p>
+            <w:pPr>
+              <w:spacing w:line="22" w:lineRule="atLeast"/>
+              <w:rPr>
+                <w:rFonts w:ascii="Courier New" w:hAnsi="Courier New" w:cs="Courier New"/>
+                <w:sz w:val="20"/>
+                <w:szCs w:val="20"/>
+                <w14:ligatures w14:val="none"/>
+              </w:rPr>
+            </w:pPr>
+            <w:r>
+              <w:rPr>
+                <w:rFonts w:ascii="Courier New" w:hAnsi="Courier New" w:cs="Courier New"/>
+                <w:sz w:val="20"/>
+                <w:szCs w:val="20"/>
+                <w14:ligatures w14:val="none"/>
+              </w:rPr>
+              <w:t>'Baseline (LinearRegression)': { ... }</w:t>
+            </w:r>
+          </w:p>
+        </w:tc>
+      </w:tr>
+      <w:tr>
+        <w:tc>
+          <w:tcPr>
+            <w:tcW w:w="562" w:type="dxa"/>
+            <w:hideMark/>
+          </w:tcPr>
+          <w:p>
+            <w:pPr>
+              <w:spacing w:line="22" w:lineRule="atLeast"/>
+              <w:rPr>
+                <w:rFonts w:cs="Times New Roman"/>
+                <w14:ligatures w14:val="none"/>
+              </w:rPr>
+            </w:pPr>
+            <w:r>
+              <w:rPr>
+                <w:rFonts w:cs="Times New Roman"/>
+                <w14:ligatures w14:val="none"/>
+              </w:rPr>
+              <w:t>4</w:t>
+            </w:r>
+          </w:p>
+        </w:tc>
+        <w:tc>
+          <w:tcPr>
+            <w:tcW w:w="1562" w:type="dxa"/>
+            <w:hideMark/>
+          </w:tcPr>
+          <w:p>
+            <w:pPr>
+              <w:spacing w:line="22" w:lineRule="atLeast"/>
+              <w:rPr>
+                <w:rFonts w:cs="Times New Roman"/>
+                <w14:ligatures w14:val="none"/>
+              </w:rPr>
+            </w:pPr>
+            <w:r>
+              <w:rPr>
+                <w:rFonts w:cs="Times New Roman"/>
+                <w14:ligatures w14:val="none"/>
+              </w:rPr>
+              <w:t>Penyimpanan Model Terlatih</w:t>
+            </w:r>
+          </w:p>
+        </w:tc>
+        <w:tc>
+          <w:tcPr>
+            <w:tcW w:w="1840" w:type="dxa"/>
+            <w:hideMark/>
+          </w:tcPr>
+          <w:p>
+            <w:pPr>
+              <w:spacing w:line="22" w:lineRule="atLeast"/>
+              <w:rPr>
+                <w:rFonts w:ascii="Courier New" w:hAnsi="Courier New" w:cs="Courier New"/>
+                <w:sz w:val="20"/>
+                <w:szCs w:val="20"/>
+                <w14:ligatures w14:val="none"/>
+              </w:rPr>
+            </w:pPr>
+            <w:r>
+              <w:rPr>
+                <w:rFonts w:ascii="Courier New" w:hAnsi="Courier New" w:cs="Courier New"/>
+                <w:sz w:val="20"/>
+                <w:szCs w:val="20"/>
+                <w14:ligatures w14:val="none"/>
+              </w:rPr>
+              <w:t># (tidak ada) hasil = {}</w:t>
+            </w:r>
+          </w:p>
+        </w:tc>
+        <w:tc>
+          <w:tcPr>
+            <w:tcW w:w="4696" w:type="dxa"/>
+            <w:hideMark/>
+          </w:tcPr>
+          <w:p>
+            <w:pPr>
+              <w:spacing w:line="22" w:lineRule="atLeast"/>
+              <w:rPr>
+                <w:rFonts w:ascii="Courier New" w:hAnsi="Courier New" w:cs="Courier New"/>
+                <w:sz w:val="20"/>
+                <w:szCs w:val="20"/>
+                <w14:ligatures w14:val="none"/>
+              </w:rPr>
+            </w:pPr>
+            <w:r>
+              <w:rPr>
+                <w:rFonts w:ascii="Courier New" w:hAnsi="Courier New" w:cs="Courier New"/>
+                <w:sz w:val="20"/>
+                <w:szCs w:val="20"/>
+                <w14:ligatures w14:val="none"/>
+              </w:rPr>
+              <w:t>hasil = {} trained_models = {}  # ← simpan semua model terlatih ... trained_models[nama] = best_pipe</w:t>
+            </w:r>
+          </w:p>
+        </w:tc>
+      </w:tr>
+      <w:tr>
+        <w:tc>
+          <w:tcPr>
+            <w:tcW w:w="562" w:type="dxa"/>
+            <w:hideMark/>
+          </w:tcPr>
+          <w:p>
+            <w:pPr>
+              <w:spacing w:line="22" w:lineRule="atLeast"/>
+              <w:rPr>
+                <w:rFonts w:cs="Times New Roman"/>
+                <w14:ligatures w14:val="none"/>
+              </w:rPr>
+            </w:pPr>
+            <w:r>
+              <w:rPr>
+                <w:rFonts w:cs="Times New Roman"/>
+                <w14:ligatures w14:val="none"/>
+              </w:rPr>
+              <w:t>5</w:t>
+            </w:r>
+          </w:p>
+        </w:tc>
+        <w:tc>
+          <w:tcPr>
+            <w:tcW w:w="1562" w:type="dxa"/>
+            <w:hideMark/>
+          </w:tcPr>
+          <w:p>
+            <w:pPr>
+              <w:spacing w:line="22" w:lineRule="atLeast"/>
+              <w:rPr>
+                <w:rFonts w:cs="Times New Roman"/>
+                <w14:ligatures w14:val="none"/>
+              </w:rPr>
+            </w:pPr>
+            <w:r>
+              <w:rPr>
+                <w:rFonts w:cs="Times New Roman"/>
+                <w14:ligatures w14:val="none"/>
+              </w:rPr>
+              <w:t>Langkah 6: Verifikasi Model</w:t>
+            </w:r>
+          </w:p>
+        </w:tc>
+        <w:tc>
+          <w:tcPr>
+            <w:tcW w:w="1840" w:type="dxa"/>
+            <w:hideMark/>
+          </w:tcPr>
+          <w:p>
+            <w:pPr>
+              <w:spacing w:line="22" w:lineRule="atLeast"/>
+              <w:rPr>
+                <w:rFonts w:ascii="Courier New" w:hAnsi="Courier New" w:cs="Courier New"/>
+                <w:sz w:val="20"/>
+                <w:szCs w:val="20"/>
+                <w14:ligatures w14:val="none"/>
+              </w:rPr>
+            </w:pPr>
+            <w:r>
+              <w:rPr>
+                <w:rFonts w:ascii="Courier New" w:hAnsi="Courier New" w:cs="Courier New"/>
+                <w:sz w:val="20"/>
+                <w:szCs w:val="20"/>
+                <w14:ligatures w14:val="none"/>
+              </w:rPr>
+              <w:t># (tidak ada)</w:t>
+            </w:r>
+          </w:p>
+        </w:tc>
+        <w:tc>
+          <w:tcPr>
+            <w:tcW w:w="4696" w:type="dxa"/>
+            <w:hideMark/>
+          </w:tcPr>
+          <w:p>
+            <w:pPr>
+              <w:spacing w:line="22" w:lineRule="atLeast"/>
+              <w:rPr>
+                <w:rFonts w:ascii="Courier New" w:hAnsi="Courier New" w:cs="Courier New"/>
+                <w:sz w:val="20"/>
+                <w:szCs w:val="20"/>
+                <w14:ligatures w14:val="none"/>
+              </w:rPr>
+            </w:pPr>
+            <w:r>
+              <w:rPr>
+                <w:rFonts w:ascii="Courier New" w:hAnsi="Courier New" w:cs="Courier New"/>
+                <w:sz w:val="20"/>
+                <w:szCs w:val="20"/>
+                <w14:ligatures w14:val="none"/>
+              </w:rPr>
+              <w:t>for nama, pipe in trained_models.items():     tipe = type(pipe.named_steps["model"]).__name__     print(f"  {nama} → {tipe}")</w:t>
+            </w:r>
+          </w:p>
+        </w:tc>
+      </w:tr>
+      <w:tr>
+        <w:tc>
+          <w:tcPr>
+            <w:tcW w:w="562" w:type="dxa"/>
+            <w:hideMark/>
+          </w:tcPr>
+          <w:p>
+            <w:pPr>
+              <w:spacing w:line="22" w:lineRule="atLeast"/>
+              <w:rPr>
+                <w:rFonts w:cs="Times New Roman"/>
+                <w14:ligatures w14:val="none"/>
+              </w:rPr>
+            </w:pPr>
+            <w:r>
+              <w:rPr>
+                <w:rFonts w:cs="Times New Roman"/>
+                <w14:ligatures w14:val="none"/>
+              </w:rPr>
+              <w:t>6</w:t>
+            </w:r>
+          </w:p>
+        </w:tc>
+        <w:tc>
+          <w:tcPr>
+            <w:tcW w:w="1562" w:type="dxa"/>
+            <w:hideMark/>
+          </w:tcPr>
+          <w:p>
+            <w:pPr>
+              <w:spacing w:line="22" w:lineRule="atLeast"/>
+              <w:rPr>
+                <w:rFonts w:cs="Times New Roman"/>
+                <w14:ligatures w14:val="none"/>
+              </w:rPr>
+            </w:pPr>
+            <w:r>
+              <w:rPr>
+                <w:rFonts w:cs="Times New Roman"/>
+                <w14:ligatures w14:val="none"/>
+              </w:rPr>
+              <w:t>Langkah 7: Stress Test</w:t>
+            </w:r>
+          </w:p>
+        </w:tc>
+        <w:tc>
+          <w:tcPr>
+            <w:tcW w:w="1840" w:type="dxa"/>
+            <w:hideMark/>
+          </w:tcPr>
+          <w:p>
+            <w:pPr>
+              <w:spacing w:line="22" w:lineRule="atLeast"/>
+              <w:rPr>
+                <w:rFonts w:ascii="Courier New" w:hAnsi="Courier New" w:cs="Courier New"/>
+                <w:sz w:val="20"/>
+                <w:szCs w:val="20"/>
+                <w14:ligatures w14:val="none"/>
+              </w:rPr>
+            </w:pPr>
+            <w:r>
+              <w:rPr>
+                <w:rFonts w:ascii="Courier New" w:hAnsi="Courier New" w:cs="Courier New"/>
+                <w:sz w:val="20"/>
+                <w:szCs w:val="20"/>
+                <w14:ligatures w14:val="none"/>
+              </w:rPr>
+              <w:t># (tidak ada — kode AI hanya sampai Langkah 5)</w:t>
+            </w:r>
+          </w:p>
+        </w:tc>
+        <w:tc>
+          <w:tcPr>
+            <w:tcW w:w="4696" w:type="dxa"/>
+            <w:hideMark/>
+          </w:tcPr>
+          <w:p>
+            <w:pPr>
+              <w:spacing w:line="22" w:lineRule="atLeast"/>
+              <w:rPr>
+                <w:rFonts w:ascii="Courier New" w:hAnsi="Courier New" w:cs="Courier New"/>
+                <w:sz w:val="20"/>
+                <w:szCs w:val="20"/>
+                <w14:ligatures w14:val="none"/>
+              </w:rPr>
+            </w:pPr>
+            <w:r>
+              <w:rPr>
+                <w:rFonts w:ascii="Courier New" w:hAnsi="Courier New" w:cs="Courier New"/>
+                <w:sz w:val="20"/>
+                <w:szCs w:val="20"/>
+                <w14:ligatures w14:val="none"/>
+              </w:rPr>
+              <w:t>df_noisy = pd.read_csv("dataset_noise_stress_city.csv") # Prediksi &amp; evaluasi data asli vs noisy # Cetak tabel perbandingan per model</w:t>
+            </w:r>
+          </w:p>
+        </w:tc>
+      </w:tr>
+      <w:tr>
+        <w:tc>
+          <w:tcPr>
+            <w:tcW w:w="562" w:type="dxa"/>
+            <w:hideMark/>
+          </w:tcPr>
+          <w:p>
+            <w:pPr>
+              <w:spacing w:line="22" w:lineRule="atLeast"/>
+              <w:rPr>
+                <w:rFonts w:cs="Times New Roman"/>
+                <w14:ligatures w14:val="none"/>
+              </w:rPr>
+            </w:pPr>
+            <w:r>
+              <w:rPr>
+                <w:rFonts w:cs="Times New Roman"/>
+                <w14:ligatures w14:val="none"/>
+              </w:rPr>
+              <w:t>7</w:t>
+            </w:r>
+          </w:p>
+        </w:tc>
+        <w:tc>
+          <w:tcPr>
+            <w:tcW w:w="1562" w:type="dxa"/>
+            <w:hideMark/>
+          </w:tcPr>
+          <w:p>
+            <w:pPr>
+              <w:spacing w:line="22" w:lineRule="atLeast"/>
+              <w:rPr>
+                <w:rFonts w:cs="Times New Roman"/>
+                <w14:ligatures w14:val="none"/>
+              </w:rPr>
+            </w:pPr>
+            <w:r>
+              <w:rPr>
+                <w:rFonts w:cs="Times New Roman"/>
+                <w14:ligatures w14:val="none"/>
+              </w:rPr>
+              <w:t>Logika Status Stabil/Sensitif</w:t>
+            </w:r>
+          </w:p>
+        </w:tc>
+        <w:tc>
+          <w:tcPr>
+            <w:tcW w:w="1840" w:type="dxa"/>
+            <w:hideMark/>
+          </w:tcPr>
+          <w:p>
+            <w:pPr>
+              <w:spacing w:line="22" w:lineRule="atLeast"/>
+              <w:rPr>
+                <w:rFonts w:ascii="Courier New" w:hAnsi="Courier New" w:cs="Courier New"/>
+                <w:sz w:val="20"/>
+                <w:szCs w:val="20"/>
+                <w14:ligatures w14:val="none"/>
+              </w:rPr>
+            </w:pPr>
+            <w:r>
+              <w:rPr>
+                <w:rFonts w:ascii="Courier New" w:hAnsi="Courier New" w:cs="Courier New"/>
+                <w:sz w:val="20"/>
+                <w:szCs w:val="20"/>
+                <w14:ligatures w14:val="none"/>
+              </w:rPr>
+              <w:t># (tidak ada)</w:t>
+            </w:r>
+          </w:p>
+        </w:tc>
+        <w:tc>
+          <w:tcPr>
+            <w:tcW w:w="4696" w:type="dxa"/>
+            <w:hideMark/>
+          </w:tcPr>
+          <w:p>
+            <w:pPr>
+              <w:spacing w:line="22" w:lineRule="atLeast"/>
+              <w:rPr>
+                <w:rFonts w:ascii="Courier New" w:hAnsi="Courier New" w:cs="Courier New"/>
+                <w:sz w:val="20"/>
+                <w:szCs w:val="20"/>
+                <w14:ligatures w14:val="none"/>
+              </w:rPr>
+            </w:pPr>
+            <w:r>
+              <w:rPr>
+                <w:rFonts w:ascii="Courier New" w:hAnsi="Courier New" w:cs="Courier New"/>
+                <w:sz w:val="20"/>
+                <w:szCs w:val="20"/>
+                <w14:ligatures w14:val="none"/>
+              </w:rPr>
+              <w:t>if metrik == "R2":     status = "Stabil" if abs(selisih) &lt; 0.05 else "Sensitif" else:     status = "Stabil" if abs(selisih)/(v_a+1e-9) &lt; 0.05 else "Sensitif"</w:t>
+            </w:r>
+          </w:p>
+        </w:tc>
+      </w:tr>
+      <w:tr>
+        <w:tc>
+          <w:tcPr>
+            <w:tcW w:w="562" w:type="dxa"/>
+            <w:hideMark/>
+          </w:tcPr>
+          <w:p>
+            <w:pPr>
+              <w:spacing w:line="22" w:lineRule="atLeast"/>
+              <w:rPr>
+                <w:rFonts w:cs="Times New Roman"/>
+                <w14:ligatures w14:val="none"/>
+              </w:rPr>
+            </w:pPr>
+            <w:r>
+              <w:rPr>
+                <w:rFonts w:cs="Times New Roman"/>
+                <w14:ligatures w14:val="none"/>
+              </w:rPr>
+              <w:t>8</w:t>
+            </w:r>
+          </w:p>
+        </w:tc>
+        <w:tc>
+          <w:tcPr>
+            <w:tcW w:w="1562" w:type="dxa"/>
+            <w:hideMark/>
+          </w:tcPr>
+          <w:p>
+            <w:pPr>
+              <w:spacing w:line="22" w:lineRule="atLeast"/>
+              <w:rPr>
+                <w:rFonts w:cs="Times New Roman"/>
+                <w14:ligatures w14:val="none"/>
+              </w:rPr>
+            </w:pPr>
+            <w:r>
+              <w:rPr>
+                <w:rFonts w:cs="Times New Roman"/>
+                <w14:ligatures w14:val="none"/>
+              </w:rPr>
+              <w:t>Identifikasi Model Paling Robust</w:t>
+            </w:r>
+          </w:p>
+        </w:tc>
+        <w:tc>
+          <w:tcPr>
+            <w:tcW w:w="1840" w:type="dxa"/>
+            <w:hideMark/>
+          </w:tcPr>
+          <w:p>
+            <w:pPr>
+              <w:spacing w:line="22" w:lineRule="atLeast"/>
+              <w:rPr>
+                <w:rFonts w:ascii="Courier New" w:hAnsi="Courier New" w:cs="Courier New"/>
+                <w:sz w:val="20"/>
+                <w:szCs w:val="20"/>
+                <w14:ligatures w14:val="none"/>
+              </w:rPr>
+            </w:pPr>
+            <w:r>
+              <w:rPr>
+                <w:rFonts w:ascii="Courier New" w:hAnsi="Courier New" w:cs="Courier New"/>
+                <w:sz w:val="20"/>
+                <w:szCs w:val="20"/>
+                <w14:ligatures w14:val="none"/>
+              </w:rPr>
+              <w:t># (tidak ada — hanya tabel ringkasan tanpa kesimpulan)</w:t>
+            </w:r>
+          </w:p>
+        </w:tc>
+        <w:tc>
+          <w:tcPr>
+            <w:tcW w:w="4696" w:type="dxa"/>
+            <w:hideMark/>
+          </w:tcPr>
+          <w:p>
+            <w:pPr>
+              <w:spacing w:line="22" w:lineRule="atLeast"/>
+              <w:rPr>
+                <w:rFonts w:ascii="Courier New" w:hAnsi="Courier New" w:cs="Courier New"/>
+                <w:sz w:val="20"/>
+                <w:szCs w:val="20"/>
+                <w14:ligatures w14:val="none"/>
+              </w:rPr>
+            </w:pPr>
+            <w:r>
+              <w:rPr>
+                <w:rFonts w:ascii="Courier New" w:hAnsi="Courier New" w:cs="Courier New"/>
+                <w:sz w:val="20"/>
+                <w:szCs w:val="20"/>
+                <w14:ligatures w14:val="none"/>
+              </w:rPr>
+              <w:t>selisih_r2 = {n: abs(v["R2 (Noisy)"] - v["R2 (Asli)"]) ...} model_robust = min(selisih_r2, key=selisih_r2.get) print(f"Model paling tahan noise : {model_robust}")</w:t>
             </w:r>
           </w:p>
         </w:tc>
@@ -9665,6 +10559,33 @@
       <w:rFonts w:ascii="Times New Roman" w:eastAsia="Times New Roman" w:hAnsi="Times New Roman" w:cs="Times New Roman"/>
     </w:rPr>
   </w:style>
+  <w:style w:type="table" w:customStyle="1" w:styleId="TableGrid1">
+    <w:name w:val="Table Grid1"/>
+    <w:basedOn w:val="TableNormal"/>
+    <w:next w:val="TableGrid"/>
+    <w:uiPriority w:val="59"/>
+    <w:rsid w:val="00F1288F"/>
+    <w:pPr>
+      <w:spacing w:after="0" w:line="240" w:lineRule="auto"/>
+    </w:pPr>
+    <w:rPr>
+      <w:rFonts w:ascii="Arial" w:eastAsia="Arial" w:hAnsi="Arial" w:cs="Arial"/>
+      <w:kern w:val="0"/>
+      <w:sz w:val="24"/>
+      <w:szCs w:val="24"/>
+      <w:lang w:eastAsia="id-ID"/>
+    </w:rPr>
+    <w:tblPr>
+      <w:tblBorders>
+        <w:top w:val="single" w:sz="4" w:space="0" w:color="000000"/>
+        <w:left w:val="single" w:sz="4" w:space="0" w:color="000000"/>
+        <w:bottom w:val="single" w:sz="4" w:space="0" w:color="000000"/>
+        <w:right w:val="single" w:sz="4" w:space="0" w:color="000000"/>
+        <w:insideH w:val="single" w:sz="4" w:space="0" w:color="000000"/>
+        <w:insideV w:val="single" w:sz="4" w:space="0" w:color="000000"/>
+      </w:tblBorders>
+    </w:tblPr>
+  </w:style>
 </w:styles>
 </file>
 
